--- a/Documentação TCC.docx
+++ b/Documentação TCC.docx
@@ -1,6 +1,6 @@
 
 <file path=word/document.xml><?xml version="1.0" encoding="utf-8"?>
-<w:document xmlns:wpc="http://schemas.microsoft.com/office/word/2010/wordprocessingCanvas" xmlns:cx="http://schemas.microsoft.com/office/drawing/2014/chartex" xmlns:cx1="http://schemas.microsoft.com/office/drawing/2015/9/8/chartex" xmlns:cx2="http://schemas.microsoft.com/office/drawing/2015/10/21/chartex" xmlns:cx3="http://schemas.microsoft.com/office/drawing/2016/5/9/chartex" xmlns:cx4="http://schemas.microsoft.com/office/drawing/2016/5/10/chartex" xmlns:cx5="http://schemas.microsoft.com/office/drawing/2016/5/11/chartex" xmlns:cx6="http://schemas.microsoft.com/office/drawing/2016/5/12/chartex" xmlns:cx7="http://schemas.microsoft.com/office/drawing/2016/5/13/chartex" xmlns:cx8="http://schemas.microsoft.com/office/drawing/2016/5/14/chartex" xmlns:mc="http://schemas.openxmlformats.org/markup-compatibility/2006" xmlns:aink="http://schemas.microsoft.com/office/drawing/2016/ink" xmlns:am3d="http://schemas.microsoft.com/office/drawing/2017/model3d" xmlns:o="urn:schemas-microsoft-com:office:office" xmlns:r="http://schemas.openxmlformats.org/officeDocument/2006/relationships" xmlns:m="http://schemas.openxmlformats.org/officeDocument/2006/math" xmlns:v="urn:schemas-microsoft-com:vml" xmlns:wp14="http://schemas.microsoft.com/office/word/2010/wordprocessingDrawing" xmlns:wp="http://schemas.openxmlformats.org/drawingml/2006/wordprocessingDrawing" xmlns:w10="urn:schemas-microsoft-com:office:word" xmlns:w="http://schemas.openxmlformats.org/wordprocessingml/2006/main" xmlns:w14="http://schemas.microsoft.com/office/word/2010/wordml" xmlns:w15="http://schemas.microsoft.com/office/word/2012/wordml" xmlns:w16cid="http://schemas.microsoft.com/office/word/2016/wordml/cid" xmlns:w16se="http://schemas.microsoft.com/office/word/2015/wordml/symex" xmlns:wpg="http://schemas.microsoft.com/office/word/2010/wordprocessingGroup" xmlns:wpi="http://schemas.microsoft.com/office/word/2010/wordprocessingInk" xmlns:wne="http://schemas.microsoft.com/office/word/2006/wordml" xmlns:wps="http://schemas.microsoft.com/office/word/2010/wordprocessingShape" mc:Ignorable="w14 w15 w16se w16cid wp14">
+<w:document xmlns:wpc="http://schemas.microsoft.com/office/word/2010/wordprocessingCanvas" xmlns:cx="http://schemas.microsoft.com/office/drawing/2014/chartex" xmlns:cx1="http://schemas.microsoft.com/office/drawing/2015/9/8/chartex" xmlns:cx2="http://schemas.microsoft.com/office/drawing/2015/10/21/chartex" xmlns:cx3="http://schemas.microsoft.com/office/drawing/2016/5/9/chartex" xmlns:cx4="http://schemas.microsoft.com/office/drawing/2016/5/10/chartex" xmlns:cx5="http://schemas.microsoft.com/office/drawing/2016/5/11/chartex" xmlns:cx6="http://schemas.microsoft.com/office/drawing/2016/5/12/chartex" xmlns:cx7="http://schemas.microsoft.com/office/drawing/2016/5/13/chartex" xmlns:cx8="http://schemas.microsoft.com/office/drawing/2016/5/14/chartex" xmlns:mc="http://schemas.openxmlformats.org/markup-compatibility/2006" xmlns:aink="http://schemas.microsoft.com/office/drawing/2016/ink" xmlns:am3d="http://schemas.microsoft.com/office/drawing/2017/model3d" xmlns:o="urn:schemas-microsoft-com:office:office" xmlns:oel="http://schemas.microsoft.com/office/2019/extlst" xmlns:r="http://schemas.openxmlformats.org/officeDocument/2006/relationships" xmlns:m="http://schemas.openxmlformats.org/officeDocument/2006/math" xmlns:v="urn:schemas-microsoft-com:vml" xmlns:wp14="http://schemas.microsoft.com/office/word/2010/wordprocessingDrawing" xmlns:wp="http://schemas.openxmlformats.org/drawingml/2006/wordprocessingDrawing" xmlns:w10="urn:schemas-microsoft-com:office:word" xmlns:w="http://schemas.openxmlformats.org/wordprocessingml/2006/main" xmlns:w14="http://schemas.microsoft.com/office/word/2010/wordml" xmlns:w15="http://schemas.microsoft.com/office/word/2012/wordml" xmlns:w16cex="http://schemas.microsoft.com/office/word/2018/wordml/cex" xmlns:w16cid="http://schemas.microsoft.com/office/word/2016/wordml/cid" xmlns:w16="http://schemas.microsoft.com/office/word/2018/wordml" xmlns:w16sdtdh="http://schemas.microsoft.com/office/word/2020/wordml/sdtdatahash" xmlns:w16se="http://schemas.microsoft.com/office/word/2015/wordml/symex" xmlns:wpg="http://schemas.microsoft.com/office/word/2010/wordprocessingGroup" xmlns:wpi="http://schemas.microsoft.com/office/word/2010/wordprocessingInk" xmlns:wne="http://schemas.microsoft.com/office/word/2006/wordml" xmlns:wps="http://schemas.microsoft.com/office/word/2010/wordprocessingShape" mc:Ignorable="w14 w15 w16se w16cid w16 w16cex w16sdtdh wp14">
   <w:body>
     <w:p>
       <w:pPr>
@@ -800,57 +800,198 @@
     <w:p>
       <w:pPr>
         <w:pStyle w:val="Ttulo"/>
-        <w:jc w:val="center"/>
-        <w:rPr>
-          <w:sz w:val="32"/>
-          <w:szCs w:val="40"/>
-        </w:rPr>
-      </w:pPr>
-    </w:p>
-    <w:p>
-      <w:pPr>
-        <w:pStyle w:val="Ttulo"/>
-        <w:rPr>
-          <w:sz w:val="32"/>
-          <w:szCs w:val="40"/>
-        </w:rPr>
-      </w:pPr>
-    </w:p>
-    <w:p>
-      <w:pPr>
-        <w:pStyle w:val="Ttulo"/>
+        <w:rPr>
+          <w:sz w:val="32"/>
+          <w:szCs w:val="40"/>
+        </w:rPr>
+      </w:pPr>
+    </w:p>
+    <w:p>
+      <w:pPr>
+        <w:pStyle w:val="Ttulo3"/>
         <w:numPr>
           <w:ilvl w:val="0"/>
-          <w:numId w:val="6"/>
+          <w:numId w:val="13"/>
         </w:numPr>
         <w:rPr>
-          <w:sz w:val="32"/>
-          <w:szCs w:val="40"/>
-        </w:rPr>
-      </w:pPr>
-      <w:r>
-        <w:rPr>
-          <w:sz w:val="32"/>
-          <w:szCs w:val="40"/>
-        </w:rPr>
-        <w:t>PESQUISAS</w:t>
-      </w:r>
-    </w:p>
-    <w:p>
-      <w:pPr>
-        <w:pStyle w:val="Ttulo"/>
+          <w:rFonts w:ascii="Arial" w:hAnsi="Arial" w:cs="Arial"/>
+          <w:color w:val="auto"/>
+        </w:rPr>
+      </w:pPr>
+      <w:r>
+        <w:rPr>
+          <w:rFonts w:ascii="Arial" w:hAnsi="Arial" w:cs="Arial"/>
+          <w:b/>
+          <w:bCs/>
+          <w:color w:val="auto"/>
+          <w:sz w:val="32"/>
+          <w:szCs w:val="32"/>
+        </w:rPr>
+        <w:t>T</w:t>
+      </w:r>
+      <w:r>
+        <w:rPr>
+          <w:rFonts w:ascii="Arial" w:hAnsi="Arial" w:cs="Arial"/>
+          <w:b/>
+          <w:bCs/>
+          <w:color w:val="auto"/>
+          <w:sz w:val="32"/>
+          <w:szCs w:val="32"/>
+        </w:rPr>
+        <w:t>ECNOLOGIAS</w:t>
+      </w:r>
+    </w:p>
+    <w:p>
+      <w:pPr>
+        <w:pStyle w:val="NormalWeb"/>
+        <w:numPr>
+          <w:ilvl w:val="0"/>
+          <w:numId w:val="11"/>
+        </w:numPr>
+        <w:rPr>
+          <w:rFonts w:ascii="Arial" w:hAnsi="Arial" w:cs="Arial"/>
+          <w:sz w:val="28"/>
+          <w:szCs w:val="28"/>
+        </w:rPr>
+      </w:pPr>
+      <w:r>
+        <w:rPr>
+          <w:rFonts w:ascii="Arial" w:hAnsi="Arial" w:cs="Arial"/>
+          <w:b/>
+          <w:bCs/>
+          <w:sz w:val="28"/>
+          <w:szCs w:val="28"/>
+        </w:rPr>
+        <w:t>Front-end:</w:t>
+      </w:r>
+      <w:r>
+        <w:rPr>
+          <w:rFonts w:ascii="Arial" w:hAnsi="Arial" w:cs="Arial"/>
+          <w:sz w:val="28"/>
+          <w:szCs w:val="28"/>
+        </w:rPr>
+        <w:t xml:space="preserve"> React.js</w:t>
+      </w:r>
+      <w:r>
+        <w:rPr>
+          <w:rFonts w:ascii="Arial" w:hAnsi="Arial" w:cs="Arial"/>
+          <w:sz w:val="28"/>
+          <w:szCs w:val="28"/>
+        </w:rPr>
+        <w:t xml:space="preserve">, com Next.js </w:t>
+      </w:r>
+      <w:r>
+        <w:rPr>
+          <w:rFonts w:ascii="Arial" w:hAnsi="Arial" w:cs="Arial"/>
+          <w:sz w:val="28"/>
+          <w:szCs w:val="28"/>
+        </w:rPr>
+        <w:t>e Tailwind CSS, permitindo a criação de uma interface modular, responsiva e fluida para os dashboards e filtros.</w:t>
+      </w:r>
+    </w:p>
+    <w:p>
+      <w:pPr>
+        <w:pStyle w:val="NormalWeb"/>
+        <w:numPr>
+          <w:ilvl w:val="0"/>
+          <w:numId w:val="11"/>
+        </w:numPr>
+        <w:rPr>
+          <w:rFonts w:ascii="Arial" w:hAnsi="Arial" w:cs="Arial"/>
+          <w:sz w:val="28"/>
+          <w:szCs w:val="28"/>
+        </w:rPr>
+      </w:pPr>
+      <w:r>
+        <w:rPr>
+          <w:rFonts w:ascii="Arial" w:hAnsi="Arial" w:cs="Arial"/>
+          <w:b/>
+          <w:bCs/>
+          <w:sz w:val="28"/>
+          <w:szCs w:val="28"/>
+        </w:rPr>
+        <w:t>Back-end:</w:t>
+      </w:r>
+      <w:r>
+        <w:rPr>
+          <w:rFonts w:ascii="Arial" w:hAnsi="Arial" w:cs="Arial"/>
+          <w:sz w:val="28"/>
+          <w:szCs w:val="28"/>
+        </w:rPr>
+        <w:t xml:space="preserve"> Node.js com Express, ideal para construir uma API leve e rápida que gerencie a autenticação, agendamentos e avaliações.</w:t>
+      </w:r>
+    </w:p>
+    <w:p>
+      <w:pPr>
+        <w:pStyle w:val="NormalWeb"/>
+        <w:numPr>
+          <w:ilvl w:val="0"/>
+          <w:numId w:val="11"/>
+        </w:numPr>
+        <w:rPr>
+          <w:rFonts w:ascii="Arial" w:hAnsi="Arial" w:cs="Arial"/>
+          <w:sz w:val="28"/>
+          <w:szCs w:val="28"/>
+        </w:rPr>
+      </w:pPr>
+      <w:r>
+        <w:rPr>
+          <w:rFonts w:ascii="Arial" w:hAnsi="Arial" w:cs="Arial"/>
+          <w:b/>
+          <w:bCs/>
+          <w:sz w:val="28"/>
+          <w:szCs w:val="28"/>
+        </w:rPr>
+        <w:t>Banco de Dados:</w:t>
+      </w:r>
+      <w:r>
+        <w:rPr>
+          <w:rFonts w:ascii="Arial" w:hAnsi="Arial" w:cs="Arial"/>
+          <w:sz w:val="28"/>
+          <w:szCs w:val="28"/>
+        </w:rPr>
+        <w:t xml:space="preserve"> PostgreSQL, um banco relacional que garante a integridade e a consistência das conexões entre alunos, tutores e matérias.</w:t>
+      </w:r>
+    </w:p>
+    <w:p>
+      <w:pPr>
+        <w:pStyle w:val="NormalWeb"/>
         <w:ind w:left="720"/>
         <w:rPr>
-          <w:sz w:val="32"/>
-          <w:szCs w:val="40"/>
-        </w:rPr>
-      </w:pPr>
-      <w:r>
-        <w:rPr>
-          <w:sz w:val="32"/>
-          <w:szCs w:val="40"/>
-        </w:rPr>
-        <w:t xml:space="preserve">DIAGRAMAS </w:t>
+          <w:rFonts w:ascii="Arial" w:hAnsi="Arial" w:cs="Arial"/>
+          <w:b/>
+          <w:bCs/>
+        </w:rPr>
+      </w:pPr>
+      <w:r>
+        <w:rPr>
+          <w:rFonts w:ascii="Arial" w:hAnsi="Arial" w:cs="Arial"/>
+          <w:b/>
+          <w:bCs/>
+          <w:sz w:val="32"/>
+          <w:szCs w:val="40"/>
+        </w:rPr>
+        <w:t>D</w:t>
+      </w:r>
+      <w:r>
+        <w:rPr>
+          <w:rFonts w:ascii="Arial" w:hAnsi="Arial" w:cs="Arial"/>
+          <w:b/>
+          <w:bCs/>
+          <w:sz w:val="32"/>
+          <w:szCs w:val="40"/>
+        </w:rPr>
+        <w:t>I</w:t>
+      </w:r>
+      <w:r>
+        <w:rPr>
+          <w:rFonts w:ascii="Arial" w:hAnsi="Arial" w:cs="Arial"/>
+          <w:b/>
+          <w:bCs/>
+          <w:sz w:val="32"/>
+          <w:szCs w:val="40"/>
+        </w:rPr>
+        <w:t xml:space="preserve">AGRAMAS </w:t>
       </w:r>
     </w:p>
     <w:p>
@@ -876,6 +1017,16 @@
     <w:p>
       <w:pPr>
         <w:pStyle w:val="Ttulo"/>
+        <w:ind w:left="1440"/>
+        <w:rPr>
+          <w:sz w:val="32"/>
+          <w:szCs w:val="40"/>
+        </w:rPr>
+      </w:pPr>
+    </w:p>
+    <w:p>
+      <w:pPr>
+        <w:pStyle w:val="Ttulo"/>
         <w:numPr>
           <w:ilvl w:val="1"/>
           <w:numId w:val="6"/>
@@ -896,98 +1047,167 @@
     <w:p>
       <w:pPr>
         <w:pStyle w:val="Ttulo"/>
-        <w:numPr>
-          <w:ilvl w:val="1"/>
-          <w:numId w:val="6"/>
-        </w:numPr>
-        <w:rPr>
-          <w:sz w:val="32"/>
-          <w:szCs w:val="40"/>
-        </w:rPr>
-      </w:pPr>
-      <w:r>
-        <w:rPr>
-          <w:sz w:val="32"/>
-          <w:szCs w:val="40"/>
-        </w:rPr>
-        <w:t>Dicionario de Dado</w:t>
-      </w:r>
-      <w:r>
-        <w:rPr>
-          <w:sz w:val="32"/>
-          <w:szCs w:val="40"/>
-        </w:rPr>
-        <w:t>s</w:t>
-      </w:r>
-    </w:p>
-    <w:p>
-      <w:pPr>
-        <w:pStyle w:val="Ttulo"/>
-        <w:rPr>
-          <w:sz w:val="32"/>
-          <w:szCs w:val="40"/>
-        </w:rPr>
-      </w:pPr>
-    </w:p>
-    <w:p>
-      <w:pPr>
-        <w:pStyle w:val="Ttulo"/>
-        <w:ind w:left="720"/>
-        <w:rPr>
-          <w:sz w:val="32"/>
-          <w:szCs w:val="40"/>
-        </w:rPr>
-      </w:pPr>
-    </w:p>
-    <w:p>
-      <w:pPr>
-        <w:pStyle w:val="Ttulo"/>
-        <w:ind w:left="720"/>
-        <w:rPr>
-          <w:sz w:val="32"/>
-          <w:szCs w:val="40"/>
-        </w:rPr>
-      </w:pPr>
-    </w:p>
-    <w:p>
-      <w:pPr>
-        <w:pStyle w:val="Ttulo"/>
-        <w:ind w:left="720"/>
-        <w:rPr>
-          <w:sz w:val="32"/>
-          <w:szCs w:val="40"/>
-        </w:rPr>
-      </w:pPr>
-    </w:p>
-    <w:p>
-      <w:pPr>
-        <w:pStyle w:val="Ttulo"/>
-        <w:ind w:left="720"/>
-        <w:rPr>
-          <w:sz w:val="32"/>
-          <w:szCs w:val="40"/>
-        </w:rPr>
-      </w:pPr>
-      <w:bookmarkStart w:id="0" w:name="_GoBack"/>
-      <w:bookmarkEnd w:id="0"/>
-    </w:p>
-    <w:p>
-      <w:pPr>
-        <w:pStyle w:val="Ttulo"/>
-        <w:ind w:left="720"/>
+        <w:rPr>
+          <w:sz w:val="32"/>
+          <w:szCs w:val="40"/>
+        </w:rPr>
+      </w:pPr>
+    </w:p>
+    <w:p>
+      <w:pPr>
+        <w:pStyle w:val="Ttulo"/>
+        <w:ind w:left="1440"/>
+        <w:rPr>
+          <w:sz w:val="32"/>
+          <w:szCs w:val="40"/>
+        </w:rPr>
+      </w:pPr>
+      <w:r>
+        <w:rPr>
+          <w:noProof/>
+          <w:sz w:val="32"/>
+          <w:szCs w:val="40"/>
+        </w:rPr>
+        <w:drawing>
+          <wp:inline distT="0" distB="0" distL="0" distR="0" wp14:anchorId="5228C056" wp14:editId="1098EEC1">
+            <wp:extent cx="3635976" cy="2724150"/>
+            <wp:effectExtent l="0" t="0" r="3175" b="0"/>
+            <wp:docPr id="1" name="Imagem 1"/>
+            <wp:cNvGraphicFramePr>
+              <a:graphicFrameLocks xmlns:a="http://schemas.openxmlformats.org/drawingml/2006/main" noChangeAspect="1"/>
+            </wp:cNvGraphicFramePr>
+            <a:graphic xmlns:a="http://schemas.openxmlformats.org/drawingml/2006/main">
+              <a:graphicData uri="http://schemas.openxmlformats.org/drawingml/2006/picture">
+                <pic:pic xmlns:pic="http://schemas.openxmlformats.org/drawingml/2006/picture">
+                  <pic:nvPicPr>
+                    <pic:cNvPr id="1" name="Imagem 1"/>
+                    <pic:cNvPicPr/>
+                  </pic:nvPicPr>
+                  <pic:blipFill>
+                    <a:blip r:embed="rId8">
+                      <a:extLst>
+                        <a:ext uri="{28A0092B-C50C-407E-A947-70E740481C1C}">
+                          <a14:useLocalDpi xmlns:a14="http://schemas.microsoft.com/office/drawing/2010/main" val="0"/>
+                        </a:ext>
+                      </a:extLst>
+                    </a:blip>
+                    <a:stretch>
+                      <a:fillRect/>
+                    </a:stretch>
+                  </pic:blipFill>
+                  <pic:spPr>
+                    <a:xfrm>
+                      <a:off x="0" y="0"/>
+                      <a:ext cx="3666949" cy="2747356"/>
+                    </a:xfrm>
+                    <a:prstGeom prst="rect">
+                      <a:avLst/>
+                    </a:prstGeom>
+                  </pic:spPr>
+                </pic:pic>
+              </a:graphicData>
+            </a:graphic>
+          </wp:inline>
+        </w:drawing>
+      </w:r>
+    </w:p>
+    <w:p>
+      <w:pPr>
+        <w:pStyle w:val="Ttulo"/>
+        <w:ind w:left="1440"/>
+        <w:rPr>
+          <w:sz w:val="32"/>
+          <w:szCs w:val="40"/>
+        </w:rPr>
+      </w:pPr>
+    </w:p>
+    <w:p>
+      <w:pPr>
+        <w:pStyle w:val="Ttulo"/>
+        <w:ind w:left="1440"/>
+        <w:rPr>
+          <w:sz w:val="32"/>
+          <w:szCs w:val="40"/>
+        </w:rPr>
+      </w:pPr>
+    </w:p>
+    <w:p>
+      <w:pPr>
+        <w:pStyle w:val="Ttulo"/>
+        <w:ind w:left="1440"/>
+        <w:rPr>
+          <w:sz w:val="32"/>
+          <w:szCs w:val="40"/>
+        </w:rPr>
+      </w:pPr>
+    </w:p>
+    <w:p>
+      <w:pPr>
+        <w:pStyle w:val="Ttulo"/>
+        <w:ind w:left="1440"/>
+        <w:rPr>
+          <w:sz w:val="32"/>
+          <w:szCs w:val="40"/>
+        </w:rPr>
+      </w:pPr>
+    </w:p>
+    <w:p>
+      <w:pPr>
+        <w:pStyle w:val="Ttulo"/>
+        <w:ind w:left="1440"/>
+        <w:rPr>
+          <w:sz w:val="32"/>
+          <w:szCs w:val="40"/>
+        </w:rPr>
+      </w:pPr>
+    </w:p>
+    <w:p>
+      <w:pPr>
+        <w:pStyle w:val="Ttulo"/>
+        <w:rPr>
+          <w:sz w:val="32"/>
+          <w:szCs w:val="40"/>
+        </w:rPr>
+      </w:pPr>
+    </w:p>
+    <w:p>
+      <w:pPr>
+        <w:pStyle w:val="Ttulo"/>
         <w:jc w:val="center"/>
         <w:rPr>
           <w:sz w:val="32"/>
           <w:szCs w:val="40"/>
         </w:rPr>
       </w:pPr>
-      <w:r>
-        <w:rPr>
-          <w:sz w:val="32"/>
-          <w:szCs w:val="40"/>
-        </w:rPr>
+    </w:p>
+    <w:p>
+      <w:pPr>
+        <w:pStyle w:val="Ttulo"/>
+        <w:jc w:val="center"/>
+        <w:rPr>
+          <w:sz w:val="32"/>
+          <w:szCs w:val="40"/>
+        </w:rPr>
+      </w:pPr>
+      <w:r>
+        <w:rPr>
+          <w:sz w:val="32"/>
+          <w:szCs w:val="40"/>
+        </w:rPr>
+        <w:lastRenderedPageBreak/>
         <w:t>CAPITULO 3</w:t>
       </w:r>
+    </w:p>
+    <w:p>
+      <w:pPr>
+        <w:pStyle w:val="Ttulo"/>
+        <w:ind w:left="1440"/>
+        <w:jc w:val="center"/>
+        <w:rPr>
+          <w:sz w:val="32"/>
+          <w:szCs w:val="40"/>
+        </w:rPr>
+      </w:pPr>
     </w:p>
     <w:p>
       <w:pPr>
@@ -1018,6 +1238,54 @@
     </w:p>
     <w:p>
       <w:pPr>
+        <w:pStyle w:val="NormalWeb"/>
+        <w:ind w:left="720"/>
+        <w:rPr>
+          <w:rFonts w:ascii="Arial" w:hAnsi="Arial" w:cs="Arial"/>
+          <w:sz w:val="28"/>
+          <w:szCs w:val="28"/>
+        </w:rPr>
+      </w:pPr>
+      <w:r>
+        <w:rPr>
+          <w:rFonts w:ascii="Arial" w:hAnsi="Arial" w:cs="Arial"/>
+          <w:sz w:val="28"/>
+          <w:szCs w:val="28"/>
+        </w:rPr>
+        <w:t>A plataforma consiste num sistema web feito para aproximar estudantes do Ensino Médio que precisam de apoio escolar e tutores dispostos a ajudar. Na prática, tudo começa com um cadastro simples, onde os alunos criam o seu perfil de acesso e os tutores adicionam também um breve resumo sobre as suas especialidades. Ao navegar pela aplicação, o aluno consegue usar filtros inteligentes para encontrar rapidamente professores focados na matéria em que ele tem dificuldades, como Matemática ou Física. Encontrado o tutor ideal, o estudante pode sugerir um dia e uma hora para a sessão; essa solicitação fica guardada à espera da aprovação do tutor, que pode aceitar ou recusar o agendamento através do seu próprio painel.</w:t>
+      </w:r>
+    </w:p>
+    <w:p>
+      <w:pPr>
+        <w:pStyle w:val="NormalWeb"/>
+        <w:ind w:left="720"/>
+        <w:rPr>
+          <w:rFonts w:ascii="Arial" w:hAnsi="Arial" w:cs="Arial"/>
+          <w:sz w:val="28"/>
+          <w:szCs w:val="28"/>
+        </w:rPr>
+      </w:pPr>
+      <w:r>
+        <w:rPr>
+          <w:rFonts w:ascii="Arial" w:hAnsi="Arial" w:cs="Arial"/>
+          <w:sz w:val="28"/>
+          <w:szCs w:val="28"/>
+        </w:rPr>
+        <w:t>Após o término de cada atendimento, o sistema abre espaço para a avaliação, permitindo que o aluno dê uma nota e comente como foi a experiência, o que ajuda a manter a qualidade das tutorias. Para gerir tudo isto, a plataforma oferece dashboards centralizados: o aluno acompanha o estado dos seus pedidos e o histórico de aulas, enquanto o tutor consegue visualizar os seus compromissos e as avaliações recebidas. Toda essa engrenagem funciona ligando uma interface rápida e visual a um servidor seguro, garantindo que as informações de agendamentos e utilizadores fiquem sempre organizadas e salvas corretamente no banco de dados.</w:t>
+      </w:r>
+    </w:p>
+    <w:p>
+      <w:pPr>
+        <w:pStyle w:val="Ttulo"/>
+        <w:ind w:left="720"/>
+        <w:rPr>
+          <w:sz w:val="32"/>
+          <w:szCs w:val="40"/>
+        </w:rPr>
+      </w:pPr>
+    </w:p>
+    <w:p>
+      <w:pPr>
         <w:pStyle w:val="Ttulo"/>
         <w:numPr>
           <w:ilvl w:val="0"/>
@@ -1035,6 +1303,68 @@
         </w:rPr>
         <w:t>INTERFACE</w:t>
       </w:r>
+    </w:p>
+    <w:p>
+      <w:pPr>
+        <w:pStyle w:val="Ttulo"/>
+        <w:ind w:left="720"/>
+        <w:rPr>
+          <w:sz w:val="32"/>
+          <w:szCs w:val="40"/>
+        </w:rPr>
+      </w:pPr>
+      <w:hyperlink r:id="rId9" w:history="1">
+        <w:r>
+          <w:rPr>
+            <w:rStyle w:val="Hyperlink"/>
+            <w:sz w:val="32"/>
+            <w:szCs w:val="40"/>
+          </w:rPr>
+          <w:t>https://canva.link/7g</w:t>
+        </w:r>
+        <w:r>
+          <w:rPr>
+            <w:rStyle w:val="Hyperlink"/>
+            <w:sz w:val="32"/>
+            <w:szCs w:val="40"/>
+          </w:rPr>
+          <w:t>3</w:t>
+        </w:r>
+        <w:r>
+          <w:rPr>
+            <w:rStyle w:val="Hyperlink"/>
+            <w:sz w:val="32"/>
+            <w:szCs w:val="40"/>
+          </w:rPr>
+          <w:t>3utifbgq</w:t>
+        </w:r>
+        <w:r>
+          <w:rPr>
+            <w:rStyle w:val="Hyperlink"/>
+            <w:sz w:val="32"/>
+            <w:szCs w:val="40"/>
+          </w:rPr>
+          <w:t>7</w:t>
+        </w:r>
+        <w:r>
+          <w:rPr>
+            <w:rStyle w:val="Hyperlink"/>
+            <w:sz w:val="32"/>
+            <w:szCs w:val="40"/>
+          </w:rPr>
+          <w:t>uaq</w:t>
+        </w:r>
+      </w:hyperlink>
+    </w:p>
+    <w:p>
+      <w:pPr>
+        <w:pStyle w:val="Ttulo"/>
+        <w:ind w:left="720"/>
+        <w:rPr>
+          <w:sz w:val="32"/>
+          <w:szCs w:val="40"/>
+        </w:rPr>
+      </w:pPr>
     </w:p>
     <w:p>
       <w:pPr>
@@ -1066,7 +1396,7 @@
 </file>
 
 <file path=word/endnotes.xml><?xml version="1.0" encoding="utf-8"?>
-<w:endnotes xmlns:wpc="http://schemas.microsoft.com/office/word/2010/wordprocessingCanvas" xmlns:cx="http://schemas.microsoft.com/office/drawing/2014/chartex" xmlns:cx1="http://schemas.microsoft.com/office/drawing/2015/9/8/chartex" xmlns:cx2="http://schemas.microsoft.com/office/drawing/2015/10/21/chartex" xmlns:cx3="http://schemas.microsoft.com/office/drawing/2016/5/9/chartex" xmlns:cx4="http://schemas.microsoft.com/office/drawing/2016/5/10/chartex" xmlns:cx5="http://schemas.microsoft.com/office/drawing/2016/5/11/chartex" xmlns:cx6="http://schemas.microsoft.com/office/drawing/2016/5/12/chartex" xmlns:cx7="http://schemas.microsoft.com/office/drawing/2016/5/13/chartex" xmlns:cx8="http://schemas.microsoft.com/office/drawing/2016/5/14/chartex" xmlns:mc="http://schemas.openxmlformats.org/markup-compatibility/2006" xmlns:aink="http://schemas.microsoft.com/office/drawing/2016/ink" xmlns:am3d="http://schemas.microsoft.com/office/drawing/2017/model3d" xmlns:o="urn:schemas-microsoft-com:office:office" xmlns:r="http://schemas.openxmlformats.org/officeDocument/2006/relationships" xmlns:m="http://schemas.openxmlformats.org/officeDocument/2006/math" xmlns:v="urn:schemas-microsoft-com:vml" xmlns:wp14="http://schemas.microsoft.com/office/word/2010/wordprocessingDrawing" xmlns:wp="http://schemas.openxmlformats.org/drawingml/2006/wordprocessingDrawing" xmlns:w10="urn:schemas-microsoft-com:office:word" xmlns:w="http://schemas.openxmlformats.org/wordprocessingml/2006/main" xmlns:w14="http://schemas.microsoft.com/office/word/2010/wordml" xmlns:w15="http://schemas.microsoft.com/office/word/2012/wordml" xmlns:w16cid="http://schemas.microsoft.com/office/word/2016/wordml/cid" xmlns:w16se="http://schemas.microsoft.com/office/word/2015/wordml/symex" xmlns:wpg="http://schemas.microsoft.com/office/word/2010/wordprocessingGroup" xmlns:wpi="http://schemas.microsoft.com/office/word/2010/wordprocessingInk" xmlns:wne="http://schemas.microsoft.com/office/word/2006/wordml" xmlns:wps="http://schemas.microsoft.com/office/word/2010/wordprocessingShape" mc:Ignorable="w14 w15 w16se w16cid wp14">
+<w:endnotes xmlns:wpc="http://schemas.microsoft.com/office/word/2010/wordprocessingCanvas" xmlns:cx="http://schemas.microsoft.com/office/drawing/2014/chartex" xmlns:cx1="http://schemas.microsoft.com/office/drawing/2015/9/8/chartex" xmlns:cx2="http://schemas.microsoft.com/office/drawing/2015/10/21/chartex" xmlns:cx3="http://schemas.microsoft.com/office/drawing/2016/5/9/chartex" xmlns:cx4="http://schemas.microsoft.com/office/drawing/2016/5/10/chartex" xmlns:cx5="http://schemas.microsoft.com/office/drawing/2016/5/11/chartex" xmlns:cx6="http://schemas.microsoft.com/office/drawing/2016/5/12/chartex" xmlns:cx7="http://schemas.microsoft.com/office/drawing/2016/5/13/chartex" xmlns:cx8="http://schemas.microsoft.com/office/drawing/2016/5/14/chartex" xmlns:mc="http://schemas.openxmlformats.org/markup-compatibility/2006" xmlns:aink="http://schemas.microsoft.com/office/drawing/2016/ink" xmlns:am3d="http://schemas.microsoft.com/office/drawing/2017/model3d" xmlns:o="urn:schemas-microsoft-com:office:office" xmlns:oel="http://schemas.microsoft.com/office/2019/extlst" xmlns:r="http://schemas.openxmlformats.org/officeDocument/2006/relationships" xmlns:m="http://schemas.openxmlformats.org/officeDocument/2006/math" xmlns:v="urn:schemas-microsoft-com:vml" xmlns:wp14="http://schemas.microsoft.com/office/word/2010/wordprocessingDrawing" xmlns:wp="http://schemas.openxmlformats.org/drawingml/2006/wordprocessingDrawing" xmlns:w10="urn:schemas-microsoft-com:office:word" xmlns:w="http://schemas.openxmlformats.org/wordprocessingml/2006/main" xmlns:w14="http://schemas.microsoft.com/office/word/2010/wordml" xmlns:w15="http://schemas.microsoft.com/office/word/2012/wordml" xmlns:w16cex="http://schemas.microsoft.com/office/word/2018/wordml/cex" xmlns:w16cid="http://schemas.microsoft.com/office/word/2016/wordml/cid" xmlns:w16="http://schemas.microsoft.com/office/word/2018/wordml" xmlns:w16sdtdh="http://schemas.microsoft.com/office/word/2020/wordml/sdtdatahash" xmlns:w16se="http://schemas.microsoft.com/office/word/2015/wordml/symex" xmlns:wpg="http://schemas.microsoft.com/office/word/2010/wordprocessingGroup" xmlns:wpi="http://schemas.microsoft.com/office/word/2010/wordprocessingInk" xmlns:wne="http://schemas.microsoft.com/office/word/2006/wordml" xmlns:wps="http://schemas.microsoft.com/office/word/2010/wordprocessingShape" mc:Ignorable="w14 w15 w16se w16cid w16 w16cex w16sdtdh wp14">
   <w:endnote w:type="separator" w:id="-1">
     <w:p>
       <w:r>
@@ -1085,7 +1415,7 @@
 </file>
 
 <file path=word/footnotes.xml><?xml version="1.0" encoding="utf-8"?>
-<w:footnotes xmlns:wpc="http://schemas.microsoft.com/office/word/2010/wordprocessingCanvas" xmlns:cx="http://schemas.microsoft.com/office/drawing/2014/chartex" xmlns:cx1="http://schemas.microsoft.com/office/drawing/2015/9/8/chartex" xmlns:cx2="http://schemas.microsoft.com/office/drawing/2015/10/21/chartex" xmlns:cx3="http://schemas.microsoft.com/office/drawing/2016/5/9/chartex" xmlns:cx4="http://schemas.microsoft.com/office/drawing/2016/5/10/chartex" xmlns:cx5="http://schemas.microsoft.com/office/drawing/2016/5/11/chartex" xmlns:cx6="http://schemas.microsoft.com/office/drawing/2016/5/12/chartex" xmlns:cx7="http://schemas.microsoft.com/office/drawing/2016/5/13/chartex" xmlns:cx8="http://schemas.microsoft.com/office/drawing/2016/5/14/chartex" xmlns:mc="http://schemas.openxmlformats.org/markup-compatibility/2006" xmlns:aink="http://schemas.microsoft.com/office/drawing/2016/ink" xmlns:am3d="http://schemas.microsoft.com/office/drawing/2017/model3d" xmlns:o="urn:schemas-microsoft-com:office:office" xmlns:r="http://schemas.openxmlformats.org/officeDocument/2006/relationships" xmlns:m="http://schemas.openxmlformats.org/officeDocument/2006/math" xmlns:v="urn:schemas-microsoft-com:vml" xmlns:wp14="http://schemas.microsoft.com/office/word/2010/wordprocessingDrawing" xmlns:wp="http://schemas.openxmlformats.org/drawingml/2006/wordprocessingDrawing" xmlns:w10="urn:schemas-microsoft-com:office:word" xmlns:w="http://schemas.openxmlformats.org/wordprocessingml/2006/main" xmlns:w14="http://schemas.microsoft.com/office/word/2010/wordml" xmlns:w15="http://schemas.microsoft.com/office/word/2012/wordml" xmlns:w16cid="http://schemas.microsoft.com/office/word/2016/wordml/cid" xmlns:w16se="http://schemas.microsoft.com/office/word/2015/wordml/symex" xmlns:wpg="http://schemas.microsoft.com/office/word/2010/wordprocessingGroup" xmlns:wpi="http://schemas.microsoft.com/office/word/2010/wordprocessingInk" xmlns:wne="http://schemas.microsoft.com/office/word/2006/wordml" xmlns:wps="http://schemas.microsoft.com/office/word/2010/wordprocessingShape" mc:Ignorable="w14 w15 w16se w16cid wp14">
+<w:footnotes xmlns:wpc="http://schemas.microsoft.com/office/word/2010/wordprocessingCanvas" xmlns:cx="http://schemas.microsoft.com/office/drawing/2014/chartex" xmlns:cx1="http://schemas.microsoft.com/office/drawing/2015/9/8/chartex" xmlns:cx2="http://schemas.microsoft.com/office/drawing/2015/10/21/chartex" xmlns:cx3="http://schemas.microsoft.com/office/drawing/2016/5/9/chartex" xmlns:cx4="http://schemas.microsoft.com/office/drawing/2016/5/10/chartex" xmlns:cx5="http://schemas.microsoft.com/office/drawing/2016/5/11/chartex" xmlns:cx6="http://schemas.microsoft.com/office/drawing/2016/5/12/chartex" xmlns:cx7="http://schemas.microsoft.com/office/drawing/2016/5/13/chartex" xmlns:cx8="http://schemas.microsoft.com/office/drawing/2016/5/14/chartex" xmlns:mc="http://schemas.openxmlformats.org/markup-compatibility/2006" xmlns:aink="http://schemas.microsoft.com/office/drawing/2016/ink" xmlns:am3d="http://schemas.microsoft.com/office/drawing/2017/model3d" xmlns:o="urn:schemas-microsoft-com:office:office" xmlns:oel="http://schemas.microsoft.com/office/2019/extlst" xmlns:r="http://schemas.openxmlformats.org/officeDocument/2006/relationships" xmlns:m="http://schemas.openxmlformats.org/officeDocument/2006/math" xmlns:v="urn:schemas-microsoft-com:vml" xmlns:wp14="http://schemas.microsoft.com/office/word/2010/wordprocessingDrawing" xmlns:wp="http://schemas.openxmlformats.org/drawingml/2006/wordprocessingDrawing" xmlns:w10="urn:schemas-microsoft-com:office:word" xmlns:w="http://schemas.openxmlformats.org/wordprocessingml/2006/main" xmlns:w14="http://schemas.microsoft.com/office/word/2010/wordml" xmlns:w15="http://schemas.microsoft.com/office/word/2012/wordml" xmlns:w16cex="http://schemas.microsoft.com/office/word/2018/wordml/cex" xmlns:w16cid="http://schemas.microsoft.com/office/word/2016/wordml/cid" xmlns:w16="http://schemas.microsoft.com/office/word/2018/wordml" xmlns:w16sdtdh="http://schemas.microsoft.com/office/word/2020/wordml/sdtdatahash" xmlns:w16se="http://schemas.microsoft.com/office/word/2015/wordml/symex" xmlns:wpg="http://schemas.microsoft.com/office/word/2010/wordprocessingGroup" xmlns:wpi="http://schemas.microsoft.com/office/word/2010/wordprocessingInk" xmlns:wne="http://schemas.microsoft.com/office/word/2006/wordml" xmlns:wps="http://schemas.microsoft.com/office/word/2010/wordprocessingShape" mc:Ignorable="w14 w15 w16se w16cid w16 w16cex w16sdtdh wp14">
   <w:footnote w:type="separator" w:id="-1">
     <w:p>
       <w:r>
@@ -1104,7 +1434,7 @@
 </file>
 
 <file path=word/numbering.xml><?xml version="1.0" encoding="utf-8"?>
-<w:numbering xmlns:wpc="http://schemas.microsoft.com/office/word/2010/wordprocessingCanvas" xmlns:cx="http://schemas.microsoft.com/office/drawing/2014/chartex" xmlns:cx1="http://schemas.microsoft.com/office/drawing/2015/9/8/chartex" xmlns:cx2="http://schemas.microsoft.com/office/drawing/2015/10/21/chartex" xmlns:cx3="http://schemas.microsoft.com/office/drawing/2016/5/9/chartex" xmlns:cx4="http://schemas.microsoft.com/office/drawing/2016/5/10/chartex" xmlns:cx5="http://schemas.microsoft.com/office/drawing/2016/5/11/chartex" xmlns:cx6="http://schemas.microsoft.com/office/drawing/2016/5/12/chartex" xmlns:cx7="http://schemas.microsoft.com/office/drawing/2016/5/13/chartex" xmlns:cx8="http://schemas.microsoft.com/office/drawing/2016/5/14/chartex" xmlns:mc="http://schemas.openxmlformats.org/markup-compatibility/2006" xmlns:aink="http://schemas.microsoft.com/office/drawing/2016/ink" xmlns:am3d="http://schemas.microsoft.com/office/drawing/2017/model3d" xmlns:o="urn:schemas-microsoft-com:office:office" xmlns:r="http://schemas.openxmlformats.org/officeDocument/2006/relationships" xmlns:m="http://schemas.openxmlformats.org/officeDocument/2006/math" xmlns:v="urn:schemas-microsoft-com:vml" xmlns:wp14="http://schemas.microsoft.com/office/word/2010/wordprocessingDrawing" xmlns:wp="http://schemas.openxmlformats.org/drawingml/2006/wordprocessingDrawing" xmlns:w10="urn:schemas-microsoft-com:office:word" xmlns:w="http://schemas.openxmlformats.org/wordprocessingml/2006/main" xmlns:w14="http://schemas.microsoft.com/office/word/2010/wordml" xmlns:w15="http://schemas.microsoft.com/office/word/2012/wordml" xmlns:w16cid="http://schemas.microsoft.com/office/word/2016/wordml/cid" xmlns:w16se="http://schemas.microsoft.com/office/word/2015/wordml/symex" xmlns:wpg="http://schemas.microsoft.com/office/word/2010/wordprocessingGroup" xmlns:wpi="http://schemas.microsoft.com/office/word/2010/wordprocessingInk" xmlns:wne="http://schemas.microsoft.com/office/word/2006/wordml" xmlns:wps="http://schemas.microsoft.com/office/word/2010/wordprocessingShape" mc:Ignorable="w14 w15 w16se w16cid wp14">
+<w:numbering xmlns:wpc="http://schemas.microsoft.com/office/word/2010/wordprocessingCanvas" xmlns:cx="http://schemas.microsoft.com/office/drawing/2014/chartex" xmlns:cx1="http://schemas.microsoft.com/office/drawing/2015/9/8/chartex" xmlns:cx2="http://schemas.microsoft.com/office/drawing/2015/10/21/chartex" xmlns:cx3="http://schemas.microsoft.com/office/drawing/2016/5/9/chartex" xmlns:cx4="http://schemas.microsoft.com/office/drawing/2016/5/10/chartex" xmlns:cx5="http://schemas.microsoft.com/office/drawing/2016/5/11/chartex" xmlns:cx6="http://schemas.microsoft.com/office/drawing/2016/5/12/chartex" xmlns:cx7="http://schemas.microsoft.com/office/drawing/2016/5/13/chartex" xmlns:cx8="http://schemas.microsoft.com/office/drawing/2016/5/14/chartex" xmlns:mc="http://schemas.openxmlformats.org/markup-compatibility/2006" xmlns:aink="http://schemas.microsoft.com/office/drawing/2016/ink" xmlns:am3d="http://schemas.microsoft.com/office/drawing/2017/model3d" xmlns:o="urn:schemas-microsoft-com:office:office" xmlns:oel="http://schemas.microsoft.com/office/2019/extlst" xmlns:r="http://schemas.openxmlformats.org/officeDocument/2006/relationships" xmlns:m="http://schemas.openxmlformats.org/officeDocument/2006/math" xmlns:v="urn:schemas-microsoft-com:vml" xmlns:wp14="http://schemas.microsoft.com/office/word/2010/wordprocessingDrawing" xmlns:wp="http://schemas.openxmlformats.org/drawingml/2006/wordprocessingDrawing" xmlns:w10="urn:schemas-microsoft-com:office:word" xmlns:w="http://schemas.openxmlformats.org/wordprocessingml/2006/main" xmlns:w14="http://schemas.microsoft.com/office/word/2010/wordml" xmlns:w15="http://schemas.microsoft.com/office/word/2012/wordml" xmlns:w16cex="http://schemas.microsoft.com/office/word/2018/wordml/cex" xmlns:w16cid="http://schemas.microsoft.com/office/word/2016/wordml/cid" xmlns:w16="http://schemas.microsoft.com/office/word/2018/wordml" xmlns:w16sdtdh="http://schemas.microsoft.com/office/word/2020/wordml/sdtdatahash" xmlns:w16se="http://schemas.microsoft.com/office/word/2015/wordml/symex" xmlns:wpg="http://schemas.microsoft.com/office/word/2010/wordprocessingGroup" xmlns:wpi="http://schemas.microsoft.com/office/word/2010/wordprocessingInk" xmlns:wne="http://schemas.microsoft.com/office/word/2006/wordml" xmlns:wps="http://schemas.microsoft.com/office/word/2010/wordprocessingShape" mc:Ignorable="w14 w15 w16se w16cid w16 w16cex w16sdtdh wp14">
   <w:abstractNum w:abstractNumId="0" w15:restartNumberingAfterBreak="0">
     <w:nsid w:val="017A593F"/>
     <w:multiLevelType w:val="hybridMultilevel"/>
@@ -1642,6 +1972,95 @@
     </w:lvl>
   </w:abstractNum>
   <w:abstractNum w:abstractNumId="5" w15:restartNumberingAfterBreak="0">
+    <w:nsid w:val="3EE756B6"/>
+    <w:multiLevelType w:val="hybridMultilevel"/>
+    <w:tmpl w:val="CD388ADC"/>
+    <w:lvl w:ilvl="0" w:tplc="374CCEB6">
+      <w:start w:val="1"/>
+      <w:numFmt w:val="decimal"/>
+      <w:lvlText w:val="%1."/>
+      <w:lvlJc w:val="left"/>
+      <w:pPr>
+        <w:ind w:left="720" w:hanging="360"/>
+      </w:pPr>
+      <w:rPr>
+        <w:rFonts w:asciiTheme="majorHAnsi" w:eastAsiaTheme="majorEastAsia" w:hAnsiTheme="majorHAnsi" w:cstheme="majorBidi" w:hint="default"/>
+      </w:rPr>
+    </w:lvl>
+    <w:lvl w:ilvl="1" w:tplc="04160019" w:tentative="1">
+      <w:start w:val="1"/>
+      <w:numFmt w:val="lowerLetter"/>
+      <w:lvlText w:val="%2."/>
+      <w:lvlJc w:val="left"/>
+      <w:pPr>
+        <w:ind w:left="1440" w:hanging="360"/>
+      </w:pPr>
+    </w:lvl>
+    <w:lvl w:ilvl="2" w:tplc="0416001B" w:tentative="1">
+      <w:start w:val="1"/>
+      <w:numFmt w:val="lowerRoman"/>
+      <w:lvlText w:val="%3."/>
+      <w:lvlJc w:val="right"/>
+      <w:pPr>
+        <w:ind w:left="2160" w:hanging="180"/>
+      </w:pPr>
+    </w:lvl>
+    <w:lvl w:ilvl="3" w:tplc="0416000F" w:tentative="1">
+      <w:start w:val="1"/>
+      <w:numFmt w:val="decimal"/>
+      <w:lvlText w:val="%4."/>
+      <w:lvlJc w:val="left"/>
+      <w:pPr>
+        <w:ind w:left="2880" w:hanging="360"/>
+      </w:pPr>
+    </w:lvl>
+    <w:lvl w:ilvl="4" w:tplc="04160019" w:tentative="1">
+      <w:start w:val="1"/>
+      <w:numFmt w:val="lowerLetter"/>
+      <w:lvlText w:val="%5."/>
+      <w:lvlJc w:val="left"/>
+      <w:pPr>
+        <w:ind w:left="3600" w:hanging="360"/>
+      </w:pPr>
+    </w:lvl>
+    <w:lvl w:ilvl="5" w:tplc="0416001B" w:tentative="1">
+      <w:start w:val="1"/>
+      <w:numFmt w:val="lowerRoman"/>
+      <w:lvlText w:val="%6."/>
+      <w:lvlJc w:val="right"/>
+      <w:pPr>
+        <w:ind w:left="4320" w:hanging="180"/>
+      </w:pPr>
+    </w:lvl>
+    <w:lvl w:ilvl="6" w:tplc="0416000F" w:tentative="1">
+      <w:start w:val="1"/>
+      <w:numFmt w:val="decimal"/>
+      <w:lvlText w:val="%7."/>
+      <w:lvlJc w:val="left"/>
+      <w:pPr>
+        <w:ind w:left="5040" w:hanging="360"/>
+      </w:pPr>
+    </w:lvl>
+    <w:lvl w:ilvl="7" w:tplc="04160019" w:tentative="1">
+      <w:start w:val="1"/>
+      <w:numFmt w:val="lowerLetter"/>
+      <w:lvlText w:val="%8."/>
+      <w:lvlJc w:val="left"/>
+      <w:pPr>
+        <w:ind w:left="5760" w:hanging="360"/>
+      </w:pPr>
+    </w:lvl>
+    <w:lvl w:ilvl="8" w:tplc="0416001B" w:tentative="1">
+      <w:start w:val="1"/>
+      <w:numFmt w:val="lowerRoman"/>
+      <w:lvlText w:val="%9."/>
+      <w:lvlJc w:val="right"/>
+      <w:pPr>
+        <w:ind w:left="6480" w:hanging="180"/>
+      </w:pPr>
+    </w:lvl>
+  </w:abstractNum>
+  <w:abstractNum w:abstractNumId="6" w15:restartNumberingAfterBreak="0">
     <w:nsid w:val="48620E90"/>
     <w:multiLevelType w:val="hybridMultilevel"/>
     <w:tmpl w:val="DDEC5046"/>
@@ -1754,7 +2173,7 @@
       </w:rPr>
     </w:lvl>
   </w:abstractNum>
-  <w:abstractNum w:abstractNumId="6" w15:restartNumberingAfterBreak="0">
+  <w:abstractNum w:abstractNumId="7" w15:restartNumberingAfterBreak="0">
     <w:nsid w:val="53C3302B"/>
     <w:multiLevelType w:val="hybridMultilevel"/>
     <w:tmpl w:val="CC0C8B7E"/>
@@ -1843,7 +2262,338 @@
       </w:pPr>
     </w:lvl>
   </w:abstractNum>
-  <w:abstractNum w:abstractNumId="7" w15:restartNumberingAfterBreak="0">
+  <w:abstractNum w:abstractNumId="8" w15:restartNumberingAfterBreak="0">
+    <w:nsid w:val="60D22EE9"/>
+    <w:multiLevelType w:val="hybridMultilevel"/>
+    <w:tmpl w:val="9558E376"/>
+    <w:lvl w:ilvl="0" w:tplc="A27A9458">
+      <w:start w:val="1"/>
+      <w:numFmt w:val="decimal"/>
+      <w:lvlText w:val="%1."/>
+      <w:lvlJc w:val="left"/>
+      <w:pPr>
+        <w:ind w:left="1140" w:hanging="360"/>
+      </w:pPr>
+      <w:rPr>
+        <w:rFonts w:ascii="Arial" w:eastAsiaTheme="majorEastAsia" w:hAnsi="Arial" w:cs="Arial"/>
+        <w:b/>
+        <w:bCs/>
+        <w:sz w:val="32"/>
+        <w:szCs w:val="32"/>
+      </w:rPr>
+    </w:lvl>
+    <w:lvl w:ilvl="1" w:tplc="04160019" w:tentative="1">
+      <w:start w:val="1"/>
+      <w:numFmt w:val="lowerLetter"/>
+      <w:lvlText w:val="%2."/>
+      <w:lvlJc w:val="left"/>
+      <w:pPr>
+        <w:ind w:left="1860" w:hanging="360"/>
+      </w:pPr>
+    </w:lvl>
+    <w:lvl w:ilvl="2" w:tplc="0416001B" w:tentative="1">
+      <w:start w:val="1"/>
+      <w:numFmt w:val="lowerRoman"/>
+      <w:lvlText w:val="%3."/>
+      <w:lvlJc w:val="right"/>
+      <w:pPr>
+        <w:ind w:left="2580" w:hanging="180"/>
+      </w:pPr>
+    </w:lvl>
+    <w:lvl w:ilvl="3" w:tplc="0416000F" w:tentative="1">
+      <w:start w:val="1"/>
+      <w:numFmt w:val="decimal"/>
+      <w:lvlText w:val="%4."/>
+      <w:lvlJc w:val="left"/>
+      <w:pPr>
+        <w:ind w:left="3300" w:hanging="360"/>
+      </w:pPr>
+    </w:lvl>
+    <w:lvl w:ilvl="4" w:tplc="04160019" w:tentative="1">
+      <w:start w:val="1"/>
+      <w:numFmt w:val="lowerLetter"/>
+      <w:lvlText w:val="%5."/>
+      <w:lvlJc w:val="left"/>
+      <w:pPr>
+        <w:ind w:left="4020" w:hanging="360"/>
+      </w:pPr>
+    </w:lvl>
+    <w:lvl w:ilvl="5" w:tplc="0416001B" w:tentative="1">
+      <w:start w:val="1"/>
+      <w:numFmt w:val="lowerRoman"/>
+      <w:lvlText w:val="%6."/>
+      <w:lvlJc w:val="right"/>
+      <w:pPr>
+        <w:ind w:left="4740" w:hanging="180"/>
+      </w:pPr>
+    </w:lvl>
+    <w:lvl w:ilvl="6" w:tplc="0416000F" w:tentative="1">
+      <w:start w:val="1"/>
+      <w:numFmt w:val="decimal"/>
+      <w:lvlText w:val="%7."/>
+      <w:lvlJc w:val="left"/>
+      <w:pPr>
+        <w:ind w:left="5460" w:hanging="360"/>
+      </w:pPr>
+    </w:lvl>
+    <w:lvl w:ilvl="7" w:tplc="04160019" w:tentative="1">
+      <w:start w:val="1"/>
+      <w:numFmt w:val="lowerLetter"/>
+      <w:lvlText w:val="%8."/>
+      <w:lvlJc w:val="left"/>
+      <w:pPr>
+        <w:ind w:left="6180" w:hanging="360"/>
+      </w:pPr>
+    </w:lvl>
+    <w:lvl w:ilvl="8" w:tplc="0416001B" w:tentative="1">
+      <w:start w:val="1"/>
+      <w:numFmt w:val="lowerRoman"/>
+      <w:lvlText w:val="%9."/>
+      <w:lvlJc w:val="right"/>
+      <w:pPr>
+        <w:ind w:left="6900" w:hanging="180"/>
+      </w:pPr>
+    </w:lvl>
+  </w:abstractNum>
+  <w:abstractNum w:abstractNumId="9" w15:restartNumberingAfterBreak="0">
+    <w:nsid w:val="6D440B61"/>
+    <w:multiLevelType w:val="hybridMultilevel"/>
+    <w:tmpl w:val="9A80CF3C"/>
+    <w:lvl w:ilvl="0" w:tplc="609CB768">
+      <w:start w:val="1"/>
+      <w:numFmt w:val="decimal"/>
+      <w:lvlText w:val="%1."/>
+      <w:lvlJc w:val="left"/>
+      <w:pPr>
+        <w:ind w:left="1440" w:hanging="720"/>
+      </w:pPr>
+      <w:rPr>
+        <w:rFonts w:hint="default"/>
+      </w:rPr>
+    </w:lvl>
+    <w:lvl w:ilvl="1" w:tplc="04160019" w:tentative="1">
+      <w:start w:val="1"/>
+      <w:numFmt w:val="lowerLetter"/>
+      <w:lvlText w:val="%2."/>
+      <w:lvlJc w:val="left"/>
+      <w:pPr>
+        <w:ind w:left="1800" w:hanging="360"/>
+      </w:pPr>
+    </w:lvl>
+    <w:lvl w:ilvl="2" w:tplc="0416001B" w:tentative="1">
+      <w:start w:val="1"/>
+      <w:numFmt w:val="lowerRoman"/>
+      <w:lvlText w:val="%3."/>
+      <w:lvlJc w:val="right"/>
+      <w:pPr>
+        <w:ind w:left="2520" w:hanging="180"/>
+      </w:pPr>
+    </w:lvl>
+    <w:lvl w:ilvl="3" w:tplc="0416000F" w:tentative="1">
+      <w:start w:val="1"/>
+      <w:numFmt w:val="decimal"/>
+      <w:lvlText w:val="%4."/>
+      <w:lvlJc w:val="left"/>
+      <w:pPr>
+        <w:ind w:left="3240" w:hanging="360"/>
+      </w:pPr>
+    </w:lvl>
+    <w:lvl w:ilvl="4" w:tplc="04160019" w:tentative="1">
+      <w:start w:val="1"/>
+      <w:numFmt w:val="lowerLetter"/>
+      <w:lvlText w:val="%5."/>
+      <w:lvlJc w:val="left"/>
+      <w:pPr>
+        <w:ind w:left="3960" w:hanging="360"/>
+      </w:pPr>
+    </w:lvl>
+    <w:lvl w:ilvl="5" w:tplc="0416001B" w:tentative="1">
+      <w:start w:val="1"/>
+      <w:numFmt w:val="lowerRoman"/>
+      <w:lvlText w:val="%6."/>
+      <w:lvlJc w:val="right"/>
+      <w:pPr>
+        <w:ind w:left="4680" w:hanging="180"/>
+      </w:pPr>
+    </w:lvl>
+    <w:lvl w:ilvl="6" w:tplc="0416000F" w:tentative="1">
+      <w:start w:val="1"/>
+      <w:numFmt w:val="decimal"/>
+      <w:lvlText w:val="%7."/>
+      <w:lvlJc w:val="left"/>
+      <w:pPr>
+        <w:ind w:left="5400" w:hanging="360"/>
+      </w:pPr>
+    </w:lvl>
+    <w:lvl w:ilvl="7" w:tplc="04160019" w:tentative="1">
+      <w:start w:val="1"/>
+      <w:numFmt w:val="lowerLetter"/>
+      <w:lvlText w:val="%8."/>
+      <w:lvlJc w:val="left"/>
+      <w:pPr>
+        <w:ind w:left="6120" w:hanging="360"/>
+      </w:pPr>
+    </w:lvl>
+    <w:lvl w:ilvl="8" w:tplc="0416001B" w:tentative="1">
+      <w:start w:val="1"/>
+      <w:numFmt w:val="lowerRoman"/>
+      <w:lvlText w:val="%9."/>
+      <w:lvlJc w:val="right"/>
+      <w:pPr>
+        <w:ind w:left="6840" w:hanging="180"/>
+      </w:pPr>
+    </w:lvl>
+  </w:abstractNum>
+  <w:abstractNum w:abstractNumId="10" w15:restartNumberingAfterBreak="0">
+    <w:nsid w:val="6F2119D5"/>
+    <w:multiLevelType w:val="multilevel"/>
+    <w:tmpl w:val="84A8919C"/>
+    <w:lvl w:ilvl="0">
+      <w:start w:val="1"/>
+      <w:numFmt w:val="bullet"/>
+      <w:lvlText w:val=""/>
+      <w:lvlJc w:val="left"/>
+      <w:pPr>
+        <w:tabs>
+          <w:tab w:val="num" w:pos="720"/>
+        </w:tabs>
+        <w:ind w:left="720" w:hanging="360"/>
+      </w:pPr>
+      <w:rPr>
+        <w:rFonts w:ascii="Symbol" w:hAnsi="Symbol" w:hint="default"/>
+        <w:sz w:val="20"/>
+      </w:rPr>
+    </w:lvl>
+    <w:lvl w:ilvl="1" w:tentative="1">
+      <w:start w:val="1"/>
+      <w:numFmt w:val="bullet"/>
+      <w:lvlText w:val="o"/>
+      <w:lvlJc w:val="left"/>
+      <w:pPr>
+        <w:tabs>
+          <w:tab w:val="num" w:pos="1440"/>
+        </w:tabs>
+        <w:ind w:left="1440" w:hanging="360"/>
+      </w:pPr>
+      <w:rPr>
+        <w:rFonts w:ascii="Courier New" w:hAnsi="Courier New" w:hint="default"/>
+        <w:sz w:val="20"/>
+      </w:rPr>
+    </w:lvl>
+    <w:lvl w:ilvl="2" w:tentative="1">
+      <w:start w:val="1"/>
+      <w:numFmt w:val="bullet"/>
+      <w:lvlText w:val=""/>
+      <w:lvlJc w:val="left"/>
+      <w:pPr>
+        <w:tabs>
+          <w:tab w:val="num" w:pos="2160"/>
+        </w:tabs>
+        <w:ind w:left="2160" w:hanging="360"/>
+      </w:pPr>
+      <w:rPr>
+        <w:rFonts w:ascii="Wingdings" w:hAnsi="Wingdings" w:hint="default"/>
+        <w:sz w:val="20"/>
+      </w:rPr>
+    </w:lvl>
+    <w:lvl w:ilvl="3" w:tentative="1">
+      <w:start w:val="1"/>
+      <w:numFmt w:val="bullet"/>
+      <w:lvlText w:val=""/>
+      <w:lvlJc w:val="left"/>
+      <w:pPr>
+        <w:tabs>
+          <w:tab w:val="num" w:pos="2880"/>
+        </w:tabs>
+        <w:ind w:left="2880" w:hanging="360"/>
+      </w:pPr>
+      <w:rPr>
+        <w:rFonts w:ascii="Wingdings" w:hAnsi="Wingdings" w:hint="default"/>
+        <w:sz w:val="20"/>
+      </w:rPr>
+    </w:lvl>
+    <w:lvl w:ilvl="4" w:tentative="1">
+      <w:start w:val="1"/>
+      <w:numFmt w:val="bullet"/>
+      <w:lvlText w:val=""/>
+      <w:lvlJc w:val="left"/>
+      <w:pPr>
+        <w:tabs>
+          <w:tab w:val="num" w:pos="3600"/>
+        </w:tabs>
+        <w:ind w:left="3600" w:hanging="360"/>
+      </w:pPr>
+      <w:rPr>
+        <w:rFonts w:ascii="Wingdings" w:hAnsi="Wingdings" w:hint="default"/>
+        <w:sz w:val="20"/>
+      </w:rPr>
+    </w:lvl>
+    <w:lvl w:ilvl="5" w:tentative="1">
+      <w:start w:val="1"/>
+      <w:numFmt w:val="bullet"/>
+      <w:lvlText w:val=""/>
+      <w:lvlJc w:val="left"/>
+      <w:pPr>
+        <w:tabs>
+          <w:tab w:val="num" w:pos="4320"/>
+        </w:tabs>
+        <w:ind w:left="4320" w:hanging="360"/>
+      </w:pPr>
+      <w:rPr>
+        <w:rFonts w:ascii="Wingdings" w:hAnsi="Wingdings" w:hint="default"/>
+        <w:sz w:val="20"/>
+      </w:rPr>
+    </w:lvl>
+    <w:lvl w:ilvl="6" w:tentative="1">
+      <w:start w:val="1"/>
+      <w:numFmt w:val="bullet"/>
+      <w:lvlText w:val=""/>
+      <w:lvlJc w:val="left"/>
+      <w:pPr>
+        <w:tabs>
+          <w:tab w:val="num" w:pos="5040"/>
+        </w:tabs>
+        <w:ind w:left="5040" w:hanging="360"/>
+      </w:pPr>
+      <w:rPr>
+        <w:rFonts w:ascii="Wingdings" w:hAnsi="Wingdings" w:hint="default"/>
+        <w:sz w:val="20"/>
+      </w:rPr>
+    </w:lvl>
+    <w:lvl w:ilvl="7" w:tentative="1">
+      <w:start w:val="1"/>
+      <w:numFmt w:val="bullet"/>
+      <w:lvlText w:val=""/>
+      <w:lvlJc w:val="left"/>
+      <w:pPr>
+        <w:tabs>
+          <w:tab w:val="num" w:pos="5760"/>
+        </w:tabs>
+        <w:ind w:left="5760" w:hanging="360"/>
+      </w:pPr>
+      <w:rPr>
+        <w:rFonts w:ascii="Wingdings" w:hAnsi="Wingdings" w:hint="default"/>
+        <w:sz w:val="20"/>
+      </w:rPr>
+    </w:lvl>
+    <w:lvl w:ilvl="8" w:tentative="1">
+      <w:start w:val="1"/>
+      <w:numFmt w:val="bullet"/>
+      <w:lvlText w:val=""/>
+      <w:lvlJc w:val="left"/>
+      <w:pPr>
+        <w:tabs>
+          <w:tab w:val="num" w:pos="6480"/>
+        </w:tabs>
+        <w:ind w:left="6480" w:hanging="360"/>
+      </w:pPr>
+      <w:rPr>
+        <w:rFonts w:ascii="Wingdings" w:hAnsi="Wingdings" w:hint="default"/>
+        <w:sz w:val="20"/>
+      </w:rPr>
+    </w:lvl>
+  </w:abstractNum>
+  <w:abstractNum w:abstractNumId="11" w15:restartNumberingAfterBreak="0">
     <w:nsid w:val="7B291A85"/>
     <w:multiLevelType w:val="hybridMultilevel"/>
     <w:tmpl w:val="FFD67B96"/>
@@ -1932,7 +2682,7 @@
       </w:pPr>
     </w:lvl>
   </w:abstractNum>
-  <w:abstractNum w:abstractNumId="8" w15:restartNumberingAfterBreak="0">
+  <w:abstractNum w:abstractNumId="12" w15:restartNumberingAfterBreak="0">
     <w:nsid w:val="7E705E84"/>
     <w:multiLevelType w:val="hybridMultilevel"/>
     <w:tmpl w:val="7A629684"/>
@@ -2048,38 +2798,50 @@
       </w:rPr>
     </w:lvl>
   </w:abstractNum>
-  <w:num w:numId="1">
+  <w:num w:numId="1" w16cid:durableId="921331049">
     <w:abstractNumId w:val="0"/>
   </w:num>
-  <w:num w:numId="2">
+  <w:num w:numId="2" w16cid:durableId="1506935995">
+    <w:abstractNumId w:val="11"/>
+  </w:num>
+  <w:num w:numId="3" w16cid:durableId="1211385538">
+    <w:abstractNumId w:val="4"/>
+  </w:num>
+  <w:num w:numId="4" w16cid:durableId="916862754">
+    <w:abstractNumId w:val="12"/>
+  </w:num>
+  <w:num w:numId="5" w16cid:durableId="1839424093">
+    <w:abstractNumId w:val="1"/>
+  </w:num>
+  <w:num w:numId="6" w16cid:durableId="699471865">
+    <w:abstractNumId w:val="3"/>
+  </w:num>
+  <w:num w:numId="7" w16cid:durableId="1033926227">
     <w:abstractNumId w:val="7"/>
   </w:num>
-  <w:num w:numId="3">
-    <w:abstractNumId w:val="4"/>
-  </w:num>
-  <w:num w:numId="4">
-    <w:abstractNumId w:val="8"/>
-  </w:num>
-  <w:num w:numId="5">
-    <w:abstractNumId w:val="1"/>
-  </w:num>
-  <w:num w:numId="6">
-    <w:abstractNumId w:val="3"/>
-  </w:num>
-  <w:num w:numId="7">
+  <w:num w:numId="8" w16cid:durableId="978925189">
     <w:abstractNumId w:val="6"/>
   </w:num>
-  <w:num w:numId="8">
+  <w:num w:numId="9" w16cid:durableId="481166363">
+    <w:abstractNumId w:val="2"/>
+  </w:num>
+  <w:num w:numId="10" w16cid:durableId="1968663990">
+    <w:abstractNumId w:val="9"/>
+  </w:num>
+  <w:num w:numId="11" w16cid:durableId="1428234779">
+    <w:abstractNumId w:val="10"/>
+  </w:num>
+  <w:num w:numId="12" w16cid:durableId="1792700427">
     <w:abstractNumId w:val="5"/>
   </w:num>
-  <w:num w:numId="9">
-    <w:abstractNumId w:val="2"/>
+  <w:num w:numId="13" w16cid:durableId="1112629815">
+    <w:abstractNumId w:val="8"/>
   </w:num>
 </w:numbering>
 </file>
 
 <file path=word/styles.xml><?xml version="1.0" encoding="utf-8"?>
-<w:styles xmlns:mc="http://schemas.openxmlformats.org/markup-compatibility/2006" xmlns:r="http://schemas.openxmlformats.org/officeDocument/2006/relationships" xmlns:w="http://schemas.openxmlformats.org/wordprocessingml/2006/main" xmlns:w14="http://schemas.microsoft.com/office/word/2010/wordml" xmlns:w15="http://schemas.microsoft.com/office/word/2012/wordml" xmlns:w16cid="http://schemas.microsoft.com/office/word/2016/wordml/cid" xmlns:w16se="http://schemas.microsoft.com/office/word/2015/wordml/symex" mc:Ignorable="w14 w15 w16se w16cid">
+<w:styles xmlns:mc="http://schemas.openxmlformats.org/markup-compatibility/2006" xmlns:r="http://schemas.openxmlformats.org/officeDocument/2006/relationships" xmlns:w="http://schemas.openxmlformats.org/wordprocessingml/2006/main" xmlns:w14="http://schemas.microsoft.com/office/word/2010/wordml" xmlns:w15="http://schemas.microsoft.com/office/word/2012/wordml" xmlns:w16cex="http://schemas.microsoft.com/office/word/2018/wordml/cex" xmlns:w16cid="http://schemas.microsoft.com/office/word/2016/wordml/cid" xmlns:w16="http://schemas.microsoft.com/office/word/2018/wordml" xmlns:w16sdtdh="http://schemas.microsoft.com/office/word/2020/wordml/sdtdatahash" xmlns:w16se="http://schemas.microsoft.com/office/word/2015/wordml/symex" mc:Ignorable="w14 w15 w16se w16cid w16 w16cex w16sdtdh">
   <w:docDefaults>
     <w:rPrDefault>
       <w:rPr>
@@ -2097,7 +2859,7 @@
       </w:pPr>
     </w:pPrDefault>
   </w:docDefaults>
-  <w:latentStyles w:defLockedState="0" w:defUIPriority="99" w:defSemiHidden="0" w:defUnhideWhenUsed="0" w:defQFormat="0" w:count="375">
+  <w:latentStyles w:defLockedState="0" w:defUIPriority="99" w:defSemiHidden="0" w:defUnhideWhenUsed="0" w:defQFormat="0" w:count="376">
     <w:lsdException w:name="Normal" w:uiPriority="0" w:qFormat="1"/>
     <w:lsdException w:name="heading 1" w:uiPriority="9" w:qFormat="1"/>
     <w:lsdException w:name="heading 2" w:semiHidden="1" w:uiPriority="9" w:unhideWhenUsed="1" w:qFormat="1"/>
@@ -2473,6 +3235,7 @@
     <w:lsdException w:name="Smart Hyperlink" w:semiHidden="1" w:unhideWhenUsed="1"/>
     <w:lsdException w:name="Hashtag" w:semiHidden="1" w:unhideWhenUsed="1"/>
     <w:lsdException w:name="Unresolved Mention" w:semiHidden="1" w:unhideWhenUsed="1"/>
+    <w:lsdException w:name="Smart Link" w:semiHidden="1" w:unhideWhenUsed="1"/>
   </w:latentStyles>
   <w:style w:type="paragraph" w:default="1" w:styleId="Normal">
     <w:name w:val="Normal"/>
@@ -2516,10 +3279,31 @@
       <w:szCs w:val="28"/>
     </w:rPr>
   </w:style>
+  <w:style w:type="paragraph" w:styleId="Ttulo3">
+    <w:name w:val="heading 3"/>
+    <w:basedOn w:val="Normal"/>
+    <w:next w:val="Normal"/>
+    <w:link w:val="Ttulo3Char"/>
+    <w:uiPriority w:val="9"/>
+    <w:unhideWhenUsed/>
+    <w:qFormat/>
+    <w:rsid w:val="00770243"/>
+    <w:pPr>
+      <w:keepNext/>
+      <w:keepLines/>
+      <w:spacing w:before="40"/>
+      <w:outlineLvl w:val="2"/>
+    </w:pPr>
+    <w:rPr>
+      <w:rFonts w:asciiTheme="majorHAnsi" w:eastAsiaTheme="majorEastAsia" w:hAnsiTheme="majorHAnsi" w:cstheme="majorBidi"/>
+      <w:color w:val="243F60" w:themeColor="accent1" w:themeShade="7F"/>
+      <w:sz w:val="24"/>
+      <w:szCs w:val="24"/>
+    </w:rPr>
+  </w:style>
   <w:style w:type="character" w:default="1" w:styleId="Fontepargpadro">
     <w:name w:val="Default Paragraph Font"/>
     <w:uiPriority w:val="1"/>
-    <w:semiHidden/>
     <w:unhideWhenUsed/>
   </w:style>
   <w:style w:type="table" w:default="1" w:styleId="Tabelanormal">
@@ -2600,7 +3384,6 @@
     <w:name w:val="Normal (Web)"/>
     <w:basedOn w:val="Normal"/>
     <w:uiPriority w:val="99"/>
-    <w:semiHidden/>
     <w:unhideWhenUsed/>
     <w:rsid w:val="00001F9B"/>
     <w:pPr>
@@ -2687,6 +3470,32 @@
     <w:rPr>
       <w:rFonts w:ascii="Arial MT" w:eastAsia="Arial MT" w:hAnsi="Arial MT" w:cs="Arial MT"/>
       <w:lang w:val="pt-PT"/>
+    </w:rPr>
+  </w:style>
+  <w:style w:type="character" w:customStyle="1" w:styleId="Ttulo3Char">
+    <w:name w:val="Título 3 Char"/>
+    <w:basedOn w:val="Fontepargpadro"/>
+    <w:link w:val="Ttulo3"/>
+    <w:uiPriority w:val="9"/>
+    <w:rsid w:val="00770243"/>
+    <w:rPr>
+      <w:rFonts w:asciiTheme="majorHAnsi" w:eastAsiaTheme="majorEastAsia" w:hAnsiTheme="majorHAnsi" w:cstheme="majorBidi"/>
+      <w:color w:val="243F60" w:themeColor="accent1" w:themeShade="7F"/>
+      <w:sz w:val="24"/>
+      <w:szCs w:val="24"/>
+      <w:lang w:val="pt-PT"/>
+    </w:rPr>
+  </w:style>
+  <w:style w:type="character" w:styleId="HiperlinkVisitado">
+    <w:name w:val="FollowedHyperlink"/>
+    <w:basedOn w:val="Fontepargpadro"/>
+    <w:uiPriority w:val="99"/>
+    <w:semiHidden/>
+    <w:unhideWhenUsed/>
+    <w:rsid w:val="00053275"/>
+    <w:rPr>
+      <w:color w:val="800080" w:themeColor="followedHyperlink"/>
+      <w:u w:val="single"/>
     </w:rPr>
   </w:style>
 </w:styles>
@@ -2973,4 +3782,16 @@
   <a:objectDefaults/>
   <a:extraClrSchemeLst/>
 </a:theme>
+</file>
+
+<file path=customXml/item1.xml><?xml version="1.0" encoding="utf-8"?>
+<b:Sources xmlns:b="http://schemas.openxmlformats.org/officeDocument/2006/bibliography" xmlns="http://schemas.openxmlformats.org/officeDocument/2006/bibliography" SelectedStyle="\APASixthEditionOfficeOnline.xsl" StyleName="APA" Version="6"/>
+</file>
+
+<file path=customXml/itemProps1.xml><?xml version="1.0" encoding="utf-8"?>
+<ds:datastoreItem xmlns:ds="http://schemas.openxmlformats.org/officeDocument/2006/customXml" ds:itemID="{430103E7-5465-4280-90D5-019EEF32DCA0}">
+  <ds:schemaRefs>
+    <ds:schemaRef ds:uri="http://schemas.openxmlformats.org/officeDocument/2006/bibliography"/>
+  </ds:schemaRefs>
+</ds:datastoreItem>
 </file>
--- a/Documentação TCC.docx
+++ b/Documentação TCC.docx
@@ -1,6 +1,6 @@
 
 <file path=word/document.xml><?xml version="1.0" encoding="utf-8"?>
-<w:document xmlns:wpc="http://schemas.microsoft.com/office/word/2010/wordprocessingCanvas" xmlns:cx="http://schemas.microsoft.com/office/drawing/2014/chartex" xmlns:cx1="http://schemas.microsoft.com/office/drawing/2015/9/8/chartex" xmlns:cx2="http://schemas.microsoft.com/office/drawing/2015/10/21/chartex" xmlns:cx3="http://schemas.microsoft.com/office/drawing/2016/5/9/chartex" xmlns:cx4="http://schemas.microsoft.com/office/drawing/2016/5/10/chartex" xmlns:cx5="http://schemas.microsoft.com/office/drawing/2016/5/11/chartex" xmlns:cx6="http://schemas.microsoft.com/office/drawing/2016/5/12/chartex" xmlns:cx7="http://schemas.microsoft.com/office/drawing/2016/5/13/chartex" xmlns:cx8="http://schemas.microsoft.com/office/drawing/2016/5/14/chartex" xmlns:mc="http://schemas.openxmlformats.org/markup-compatibility/2006" xmlns:aink="http://schemas.microsoft.com/office/drawing/2016/ink" xmlns:am3d="http://schemas.microsoft.com/office/drawing/2017/model3d" xmlns:o="urn:schemas-microsoft-com:office:office" xmlns:oel="http://schemas.microsoft.com/office/2019/extlst" xmlns:r="http://schemas.openxmlformats.org/officeDocument/2006/relationships" xmlns:m="http://schemas.openxmlformats.org/officeDocument/2006/math" xmlns:v="urn:schemas-microsoft-com:vml" xmlns:wp14="http://schemas.microsoft.com/office/word/2010/wordprocessingDrawing" xmlns:wp="http://schemas.openxmlformats.org/drawingml/2006/wordprocessingDrawing" xmlns:w10="urn:schemas-microsoft-com:office:word" xmlns:w="http://schemas.openxmlformats.org/wordprocessingml/2006/main" xmlns:w14="http://schemas.microsoft.com/office/word/2010/wordml" xmlns:w15="http://schemas.microsoft.com/office/word/2012/wordml" xmlns:w16cex="http://schemas.microsoft.com/office/word/2018/wordml/cex" xmlns:w16cid="http://schemas.microsoft.com/office/word/2016/wordml/cid" xmlns:w16="http://schemas.microsoft.com/office/word/2018/wordml" xmlns:w16sdtdh="http://schemas.microsoft.com/office/word/2020/wordml/sdtdatahash" xmlns:w16se="http://schemas.microsoft.com/office/word/2015/wordml/symex" xmlns:wpg="http://schemas.microsoft.com/office/word/2010/wordprocessingGroup" xmlns:wpi="http://schemas.microsoft.com/office/word/2010/wordprocessingInk" xmlns:wne="http://schemas.microsoft.com/office/word/2006/wordml" xmlns:wps="http://schemas.microsoft.com/office/word/2010/wordprocessingShape" mc:Ignorable="w14 w15 w16se w16cid w16 w16cex w16sdtdh wp14">
+<w:document xmlns:wpc="http://schemas.microsoft.com/office/word/2010/wordprocessingCanvas" xmlns:cx="http://schemas.microsoft.com/office/drawing/2014/chartex" xmlns:cx1="http://schemas.microsoft.com/office/drawing/2015/9/8/chartex" xmlns:cx2="http://schemas.microsoft.com/office/drawing/2015/10/21/chartex" xmlns:cx3="http://schemas.microsoft.com/office/drawing/2016/5/9/chartex" xmlns:cx4="http://schemas.microsoft.com/office/drawing/2016/5/10/chartex" xmlns:cx5="http://schemas.microsoft.com/office/drawing/2016/5/11/chartex" xmlns:cx6="http://schemas.microsoft.com/office/drawing/2016/5/12/chartex" xmlns:cx7="http://schemas.microsoft.com/office/drawing/2016/5/13/chartex" xmlns:cx8="http://schemas.microsoft.com/office/drawing/2016/5/14/chartex" xmlns:mc="http://schemas.openxmlformats.org/markup-compatibility/2006" xmlns:aink="http://schemas.microsoft.com/office/drawing/2016/ink" xmlns:am3d="http://schemas.microsoft.com/office/drawing/2017/model3d" xmlns:o="urn:schemas-microsoft-com:office:office" xmlns:r="http://schemas.openxmlformats.org/officeDocument/2006/relationships" xmlns:m="http://schemas.openxmlformats.org/officeDocument/2006/math" xmlns:v="urn:schemas-microsoft-com:vml" xmlns:wp14="http://schemas.microsoft.com/office/word/2010/wordprocessingDrawing" xmlns:wp="http://schemas.openxmlformats.org/drawingml/2006/wordprocessingDrawing" xmlns:w10="urn:schemas-microsoft-com:office:word" xmlns:w="http://schemas.openxmlformats.org/wordprocessingml/2006/main" xmlns:w14="http://schemas.microsoft.com/office/word/2010/wordml" xmlns:w15="http://schemas.microsoft.com/office/word/2012/wordml" xmlns:w16cid="http://schemas.microsoft.com/office/word/2016/wordml/cid" xmlns:w16se="http://schemas.microsoft.com/office/word/2015/wordml/symex" xmlns:wpg="http://schemas.microsoft.com/office/word/2010/wordprocessingGroup" xmlns:wpi="http://schemas.microsoft.com/office/word/2010/wordprocessingInk" xmlns:wne="http://schemas.microsoft.com/office/word/2006/wordml" xmlns:wps="http://schemas.microsoft.com/office/word/2010/wordprocessingShape" mc:Ignorable="w14 w15 w16se w16cid wp14">
   <w:body>
     <w:p>
       <w:pPr>
@@ -827,18 +827,7 @@
           <w:sz w:val="32"/>
           <w:szCs w:val="32"/>
         </w:rPr>
-        <w:t>T</w:t>
-      </w:r>
-      <w:r>
-        <w:rPr>
-          <w:rFonts w:ascii="Arial" w:hAnsi="Arial" w:cs="Arial"/>
-          <w:b/>
-          <w:bCs/>
-          <w:color w:val="auto"/>
-          <w:sz w:val="32"/>
-          <w:szCs w:val="32"/>
-        </w:rPr>
-        <w:t>ECNOLOGIAS</w:t>
+        <w:t>TECNOLOGIAS</w:t>
       </w:r>
     </w:p>
     <w:p>
@@ -1062,54 +1051,6 @@
           <w:szCs w:val="40"/>
         </w:rPr>
       </w:pPr>
-      <w:r>
-        <w:rPr>
-          <w:noProof/>
-          <w:sz w:val="32"/>
-          <w:szCs w:val="40"/>
-        </w:rPr>
-        <w:drawing>
-          <wp:inline distT="0" distB="0" distL="0" distR="0" wp14:anchorId="5228C056" wp14:editId="1098EEC1">
-            <wp:extent cx="3635976" cy="2724150"/>
-            <wp:effectExtent l="0" t="0" r="3175" b="0"/>
-            <wp:docPr id="1" name="Imagem 1"/>
-            <wp:cNvGraphicFramePr>
-              <a:graphicFrameLocks xmlns:a="http://schemas.openxmlformats.org/drawingml/2006/main" noChangeAspect="1"/>
-            </wp:cNvGraphicFramePr>
-            <a:graphic xmlns:a="http://schemas.openxmlformats.org/drawingml/2006/main">
-              <a:graphicData uri="http://schemas.openxmlformats.org/drawingml/2006/picture">
-                <pic:pic xmlns:pic="http://schemas.openxmlformats.org/drawingml/2006/picture">
-                  <pic:nvPicPr>
-                    <pic:cNvPr id="1" name="Imagem 1"/>
-                    <pic:cNvPicPr/>
-                  </pic:nvPicPr>
-                  <pic:blipFill>
-                    <a:blip r:embed="rId8">
-                      <a:extLst>
-                        <a:ext uri="{28A0092B-C50C-407E-A947-70E740481C1C}">
-                          <a14:useLocalDpi xmlns:a14="http://schemas.microsoft.com/office/drawing/2010/main" val="0"/>
-                        </a:ext>
-                      </a:extLst>
-                    </a:blip>
-                    <a:stretch>
-                      <a:fillRect/>
-                    </a:stretch>
-                  </pic:blipFill>
-                  <pic:spPr>
-                    <a:xfrm>
-                      <a:off x="0" y="0"/>
-                      <a:ext cx="3666949" cy="2747356"/>
-                    </a:xfrm>
-                    <a:prstGeom prst="rect">
-                      <a:avLst/>
-                    </a:prstGeom>
-                  </pic:spPr>
-                </pic:pic>
-              </a:graphicData>
-            </a:graphic>
-          </wp:inline>
-        </w:drawing>
-      </w:r>
     </w:p>
     <w:p>
       <w:pPr>
@@ -1164,6 +1105,96 @@
     <w:p>
       <w:pPr>
         <w:pStyle w:val="Ttulo"/>
+        <w:rPr>
+          <w:sz w:val="32"/>
+          <w:szCs w:val="40"/>
+        </w:rPr>
+      </w:pPr>
+    </w:p>
+    <w:p>
+      <w:pPr>
+        <w:pStyle w:val="Ttulo"/>
+        <w:jc w:val="center"/>
+        <w:rPr>
+          <w:sz w:val="32"/>
+          <w:szCs w:val="40"/>
+        </w:rPr>
+      </w:pPr>
+    </w:p>
+    <w:p>
+      <w:pPr>
+        <w:pStyle w:val="Ttulo"/>
+        <w:jc w:val="center"/>
+        <w:rPr>
+          <w:sz w:val="32"/>
+          <w:szCs w:val="40"/>
+        </w:rPr>
+      </w:pPr>
+    </w:p>
+    <w:p>
+      <w:pPr>
+        <w:pStyle w:val="Ttulo"/>
+        <w:jc w:val="center"/>
+        <w:rPr>
+          <w:sz w:val="32"/>
+          <w:szCs w:val="40"/>
+        </w:rPr>
+      </w:pPr>
+    </w:p>
+    <w:p>
+      <w:pPr>
+        <w:pStyle w:val="Ttulo"/>
+        <w:jc w:val="center"/>
+        <w:rPr>
+          <w:sz w:val="32"/>
+          <w:szCs w:val="40"/>
+        </w:rPr>
+      </w:pPr>
+    </w:p>
+    <w:p>
+      <w:pPr>
+        <w:pStyle w:val="Ttulo"/>
+        <w:jc w:val="center"/>
+        <w:rPr>
+          <w:sz w:val="32"/>
+          <w:szCs w:val="40"/>
+        </w:rPr>
+      </w:pPr>
+    </w:p>
+    <w:p>
+      <w:pPr>
+        <w:pStyle w:val="Ttulo"/>
+        <w:jc w:val="center"/>
+        <w:rPr>
+          <w:sz w:val="32"/>
+          <w:szCs w:val="40"/>
+        </w:rPr>
+      </w:pPr>
+    </w:p>
+    <w:p>
+      <w:pPr>
+        <w:pStyle w:val="Ttulo"/>
+        <w:jc w:val="center"/>
+        <w:rPr>
+          <w:sz w:val="32"/>
+          <w:szCs w:val="40"/>
+        </w:rPr>
+      </w:pPr>
+    </w:p>
+    <w:p>
+      <w:pPr>
+        <w:pStyle w:val="Ttulo"/>
+        <w:jc w:val="center"/>
+        <w:rPr>
+          <w:sz w:val="32"/>
+          <w:szCs w:val="40"/>
+        </w:rPr>
+      </w:pPr>
+    </w:p>
+    <w:p>
+      <w:pPr>
+        <w:pStyle w:val="Ttulo"/>
+        <w:jc w:val="center"/>
         <w:rPr>
           <w:sz w:val="32"/>
           <w:szCs w:val="40"/>
@@ -1238,40 +1269,222 @@
     </w:p>
     <w:p>
       <w:pPr>
-        <w:pStyle w:val="NormalWeb"/>
-        <w:ind w:left="720"/>
-        <w:rPr>
-          <w:rFonts w:ascii="Arial" w:hAnsi="Arial" w:cs="Arial"/>
-          <w:sz w:val="28"/>
-          <w:szCs w:val="28"/>
-        </w:rPr>
-      </w:pPr>
-      <w:r>
-        <w:rPr>
-          <w:rFonts w:ascii="Arial" w:hAnsi="Arial" w:cs="Arial"/>
-          <w:sz w:val="28"/>
-          <w:szCs w:val="28"/>
-        </w:rPr>
-        <w:t>A plataforma consiste num sistema web feito para aproximar estudantes do Ensino Médio que precisam de apoio escolar e tutores dispostos a ajudar. Na prática, tudo começa com um cadastro simples, onde os alunos criam o seu perfil de acesso e os tutores adicionam também um breve resumo sobre as suas especialidades. Ao navegar pela aplicação, o aluno consegue usar filtros inteligentes para encontrar rapidamente professores focados na matéria em que ele tem dificuldades, como Matemática ou Física. Encontrado o tutor ideal, o estudante pode sugerir um dia e uma hora para a sessão; essa solicitação fica guardada à espera da aprovação do tutor, que pode aceitar ou recusar o agendamento através do seu próprio painel.</w:t>
-      </w:r>
-    </w:p>
-    <w:p>
-      <w:pPr>
-        <w:pStyle w:val="NormalWeb"/>
-        <w:ind w:left="720"/>
-        <w:rPr>
-          <w:rFonts w:ascii="Arial" w:hAnsi="Arial" w:cs="Arial"/>
-          <w:sz w:val="28"/>
-          <w:szCs w:val="28"/>
-        </w:rPr>
-      </w:pPr>
-      <w:r>
-        <w:rPr>
-          <w:rFonts w:ascii="Arial" w:hAnsi="Arial" w:cs="Arial"/>
-          <w:sz w:val="28"/>
-          <w:szCs w:val="28"/>
-        </w:rPr>
-        <w:t>Após o término de cada atendimento, o sistema abre espaço para a avaliação, permitindo que o aluno dê uma nota e comente como foi a experiência, o que ajuda a manter a qualidade das tutorias. Para gerir tudo isto, a plataforma oferece dashboards centralizados: o aluno acompanha o estado dos seus pedidos e o histórico de aulas, enquanto o tutor consegue visualizar os seus compromissos e as avaliações recebidas. Toda essa engrenagem funciona ligando uma interface rápida e visual a um servidor seguro, garantindo que as informações de agendamentos e utilizadores fiquem sempre organizadas e salvas corretamente no banco de dados.</w:t>
+        <w:pStyle w:val="PargrafodaLista"/>
+        <w:widowControl/>
+        <w:autoSpaceDE/>
+        <w:autoSpaceDN/>
+        <w:spacing w:before="100" w:beforeAutospacing="1" w:after="100" w:afterAutospacing="1"/>
+        <w:ind w:left="720" w:firstLine="0"/>
+        <w:rPr>
+          <w:rFonts w:ascii="Arial" w:eastAsia="Times New Roman" w:hAnsi="Arial" w:cs="Arial"/>
+          <w:sz w:val="28"/>
+          <w:szCs w:val="24"/>
+          <w:lang w:val="pt-BR" w:eastAsia="pt-BR"/>
+        </w:rPr>
+      </w:pPr>
+      <w:r>
+        <w:rPr>
+          <w:rFonts w:ascii="Arial" w:eastAsia="Times New Roman" w:hAnsi="Arial" w:cs="Arial"/>
+          <w:sz w:val="28"/>
+          <w:szCs w:val="24"/>
+          <w:lang w:val="pt-BR" w:eastAsia="pt-BR"/>
+        </w:rPr>
+        <w:t xml:space="preserve"> </w:t>
+      </w:r>
+      <w:r>
+        <w:rPr>
+          <w:rFonts w:ascii="Arial" w:eastAsia="Times New Roman" w:hAnsi="Arial" w:cs="Arial"/>
+          <w:b/>
+          <w:bCs/>
+          <w:sz w:val="28"/>
+          <w:szCs w:val="24"/>
+          <w:lang w:val="pt-BR" w:eastAsia="pt-BR"/>
+        </w:rPr>
+        <w:t>Conexão entre Alunos e Tutores:</w:t>
+      </w:r>
+      <w:r>
+        <w:rPr>
+          <w:rFonts w:ascii="Arial" w:eastAsia="Times New Roman" w:hAnsi="Arial" w:cs="Arial"/>
+          <w:sz w:val="28"/>
+          <w:szCs w:val="24"/>
+          <w:lang w:val="pt-BR" w:eastAsia="pt-BR"/>
+        </w:rPr>
+        <w:t xml:space="preserve"> O sistema web conecta estudantes do Ensino Médio que precisam de apoio escolar a tutores voluntários ou disponíveis para ajudar.</w:t>
+      </w:r>
+    </w:p>
+    <w:p>
+      <w:pPr>
+        <w:pStyle w:val="PargrafodaLista"/>
+        <w:widowControl/>
+        <w:autoSpaceDE/>
+        <w:autoSpaceDN/>
+        <w:spacing w:before="100" w:beforeAutospacing="1" w:after="100" w:afterAutospacing="1"/>
+        <w:ind w:left="720" w:firstLine="0"/>
+        <w:rPr>
+          <w:rFonts w:ascii="Arial" w:eastAsia="Times New Roman" w:hAnsi="Arial" w:cs="Arial"/>
+          <w:sz w:val="28"/>
+          <w:szCs w:val="24"/>
+          <w:lang w:val="pt-BR" w:eastAsia="pt-BR"/>
+        </w:rPr>
+      </w:pPr>
+      <w:r>
+        <w:rPr>
+          <w:rFonts w:ascii="Arial" w:eastAsia="Times New Roman" w:hAnsi="Arial" w:cs="Arial"/>
+          <w:b/>
+          <w:bCs/>
+          <w:sz w:val="28"/>
+          <w:szCs w:val="24"/>
+          <w:lang w:val="pt-BR" w:eastAsia="pt-BR"/>
+        </w:rPr>
+        <w:t>Cadastro e Busca:</w:t>
+      </w:r>
+      <w:r>
+        <w:rPr>
+          <w:rFonts w:ascii="Arial" w:eastAsia="Times New Roman" w:hAnsi="Arial" w:cs="Arial"/>
+          <w:sz w:val="28"/>
+          <w:szCs w:val="24"/>
+          <w:lang w:val="pt-BR" w:eastAsia="pt-BR"/>
+        </w:rPr>
+        <w:t xml:space="preserve"> Ambas as partes criam perfis (com os tutores listando suas especialidades). Os alunos utilizam filtros inteligentes para encontrar professores por matéria (</w:t>
+      </w:r>
+      <w:proofErr w:type="spellStart"/>
+      <w:r>
+        <w:rPr>
+          <w:rFonts w:ascii="Arial" w:eastAsia="Times New Roman" w:hAnsi="Arial" w:cs="Arial"/>
+          <w:sz w:val="28"/>
+          <w:szCs w:val="24"/>
+          <w:lang w:val="pt-BR" w:eastAsia="pt-BR"/>
+        </w:rPr>
+        <w:t>ex</w:t>
+      </w:r>
+      <w:proofErr w:type="spellEnd"/>
+      <w:r>
+        <w:rPr>
+          <w:rFonts w:ascii="Arial" w:eastAsia="Times New Roman" w:hAnsi="Arial" w:cs="Arial"/>
+          <w:sz w:val="28"/>
+          <w:szCs w:val="24"/>
+          <w:lang w:val="pt-BR" w:eastAsia="pt-BR"/>
+        </w:rPr>
+        <w:t>: Matemática ou Física).</w:t>
+      </w:r>
+    </w:p>
+    <w:p>
+      <w:pPr>
+        <w:pStyle w:val="PargrafodaLista"/>
+        <w:widowControl/>
+        <w:autoSpaceDE/>
+        <w:autoSpaceDN/>
+        <w:spacing w:before="100" w:beforeAutospacing="1" w:after="100" w:afterAutospacing="1"/>
+        <w:ind w:left="720" w:firstLine="0"/>
+        <w:rPr>
+          <w:rFonts w:ascii="Arial" w:eastAsia="Times New Roman" w:hAnsi="Arial" w:cs="Arial"/>
+          <w:sz w:val="28"/>
+          <w:szCs w:val="24"/>
+          <w:lang w:val="pt-BR" w:eastAsia="pt-BR"/>
+        </w:rPr>
+      </w:pPr>
+      <w:r>
+        <w:rPr>
+          <w:rFonts w:ascii="Arial" w:eastAsia="Times New Roman" w:hAnsi="Arial" w:cs="Arial"/>
+          <w:b/>
+          <w:bCs/>
+          <w:sz w:val="28"/>
+          <w:szCs w:val="24"/>
+          <w:lang w:val="pt-BR" w:eastAsia="pt-BR"/>
+        </w:rPr>
+        <w:t>Agendamento Flexível:</w:t>
+      </w:r>
+      <w:r>
+        <w:rPr>
+          <w:rFonts w:ascii="Arial" w:eastAsia="Times New Roman" w:hAnsi="Arial" w:cs="Arial"/>
+          <w:sz w:val="28"/>
+          <w:szCs w:val="24"/>
+          <w:lang w:val="pt-BR" w:eastAsia="pt-BR"/>
+        </w:rPr>
+        <w:t xml:space="preserve"> O estudante sugere o dia e o horário da sessão, e o tutor pode aceitar ou recusar a solicitação através do seu pai</w:t>
+      </w:r>
+      <w:bookmarkStart w:id="0" w:name="_GoBack"/>
+      <w:bookmarkEnd w:id="0"/>
+      <w:r>
+        <w:rPr>
+          <w:rFonts w:ascii="Arial" w:eastAsia="Times New Roman" w:hAnsi="Arial" w:cs="Arial"/>
+          <w:sz w:val="28"/>
+          <w:szCs w:val="24"/>
+          <w:lang w:val="pt-BR" w:eastAsia="pt-BR"/>
+        </w:rPr>
+        <w:t>nel.</w:t>
+      </w:r>
+    </w:p>
+    <w:p>
+      <w:pPr>
+        <w:pStyle w:val="PargrafodaLista"/>
+        <w:widowControl/>
+        <w:autoSpaceDE/>
+        <w:autoSpaceDN/>
+        <w:spacing w:before="100" w:beforeAutospacing="1" w:after="100" w:afterAutospacing="1"/>
+        <w:ind w:left="720" w:firstLine="0"/>
+        <w:rPr>
+          <w:rFonts w:ascii="Arial" w:eastAsia="Times New Roman" w:hAnsi="Arial" w:cs="Arial"/>
+          <w:sz w:val="28"/>
+          <w:szCs w:val="24"/>
+          <w:lang w:val="pt-BR" w:eastAsia="pt-BR"/>
+        </w:rPr>
+      </w:pPr>
+      <w:r>
+        <w:rPr>
+          <w:rFonts w:ascii="Arial" w:eastAsia="Times New Roman" w:hAnsi="Arial" w:cs="Arial"/>
+          <w:b/>
+          <w:bCs/>
+          <w:sz w:val="28"/>
+          <w:szCs w:val="24"/>
+          <w:lang w:val="pt-BR" w:eastAsia="pt-BR"/>
+        </w:rPr>
+        <w:t>Sistema de Avaliação:</w:t>
+      </w:r>
+      <w:r>
+        <w:rPr>
+          <w:rFonts w:ascii="Arial" w:eastAsia="Times New Roman" w:hAnsi="Arial" w:cs="Arial"/>
+          <w:sz w:val="28"/>
+          <w:szCs w:val="24"/>
+          <w:lang w:val="pt-BR" w:eastAsia="pt-BR"/>
+        </w:rPr>
+        <w:t xml:space="preserve"> Após cada aula, o aluno pode dar uma nota e comentar sobre a experiência, garantindo o controlo de qualidade da plataforma.</w:t>
+      </w:r>
+    </w:p>
+    <w:p>
+      <w:pPr>
+        <w:pStyle w:val="PargrafodaLista"/>
+        <w:widowControl/>
+        <w:autoSpaceDE/>
+        <w:autoSpaceDN/>
+        <w:spacing w:before="100" w:beforeAutospacing="1" w:after="100" w:afterAutospacing="1"/>
+        <w:ind w:left="720" w:firstLine="0"/>
+        <w:rPr>
+          <w:rFonts w:ascii="Arial" w:eastAsia="Times New Roman" w:hAnsi="Arial" w:cs="Arial"/>
+          <w:sz w:val="28"/>
+          <w:szCs w:val="24"/>
+          <w:lang w:val="pt-BR" w:eastAsia="pt-BR"/>
+        </w:rPr>
+      </w:pPr>
+      <w:r>
+        <w:rPr>
+          <w:rFonts w:ascii="Arial" w:eastAsia="Times New Roman" w:hAnsi="Arial" w:cs="Arial"/>
+          <w:b/>
+          <w:bCs/>
+          <w:sz w:val="28"/>
+          <w:szCs w:val="24"/>
+          <w:lang w:val="pt-BR" w:eastAsia="pt-BR"/>
+        </w:rPr>
+        <w:t>Gestão por Dashboards:</w:t>
+      </w:r>
+      <w:r>
+        <w:rPr>
+          <w:rFonts w:ascii="Arial" w:eastAsia="Times New Roman" w:hAnsi="Arial" w:cs="Arial"/>
+          <w:sz w:val="28"/>
+          <w:szCs w:val="24"/>
+          <w:lang w:val="pt-BR" w:eastAsia="pt-BR"/>
+        </w:rPr>
+        <w:t xml:space="preserve"> Alunos e tutores possuem painéis centralizados para acompanhar o histórico de aulas, estados de pedidos, compromissos e feedbacks.</w:t>
       </w:r>
     </w:p>
     <w:p>
@@ -1313,46 +1526,14 @@
           <w:szCs w:val="40"/>
         </w:rPr>
       </w:pPr>
-      <w:hyperlink r:id="rId9" w:history="1">
+      <w:hyperlink r:id="rId8" w:history="1">
         <w:r>
           <w:rPr>
             <w:rStyle w:val="Hyperlink"/>
             <w:sz w:val="32"/>
             <w:szCs w:val="40"/>
           </w:rPr>
-          <w:t>https://canva.link/7g</w:t>
-        </w:r>
-        <w:r>
-          <w:rPr>
-            <w:rStyle w:val="Hyperlink"/>
-            <w:sz w:val="32"/>
-            <w:szCs w:val="40"/>
-          </w:rPr>
-          <w:t>3</w:t>
-        </w:r>
-        <w:r>
-          <w:rPr>
-            <w:rStyle w:val="Hyperlink"/>
-            <w:sz w:val="32"/>
-            <w:szCs w:val="40"/>
-          </w:rPr>
-          <w:t>3utifbgq</w:t>
-        </w:r>
-        <w:r>
-          <w:rPr>
-            <w:rStyle w:val="Hyperlink"/>
-            <w:sz w:val="32"/>
-            <w:szCs w:val="40"/>
-          </w:rPr>
-          <w:t>7</w:t>
-        </w:r>
-        <w:r>
-          <w:rPr>
-            <w:rStyle w:val="Hyperlink"/>
-            <w:sz w:val="32"/>
-            <w:szCs w:val="40"/>
-          </w:rPr>
-          <w:t>uaq</w:t>
+          <w:t>https://canva.link/7g33utifbgq7uaq</w:t>
         </w:r>
       </w:hyperlink>
     </w:p>
@@ -1396,7 +1577,7 @@
 </file>
 
 <file path=word/endnotes.xml><?xml version="1.0" encoding="utf-8"?>
-<w:endnotes xmlns:wpc="http://schemas.microsoft.com/office/word/2010/wordprocessingCanvas" xmlns:cx="http://schemas.microsoft.com/office/drawing/2014/chartex" xmlns:cx1="http://schemas.microsoft.com/office/drawing/2015/9/8/chartex" xmlns:cx2="http://schemas.microsoft.com/office/drawing/2015/10/21/chartex" xmlns:cx3="http://schemas.microsoft.com/office/drawing/2016/5/9/chartex" xmlns:cx4="http://schemas.microsoft.com/office/drawing/2016/5/10/chartex" xmlns:cx5="http://schemas.microsoft.com/office/drawing/2016/5/11/chartex" xmlns:cx6="http://schemas.microsoft.com/office/drawing/2016/5/12/chartex" xmlns:cx7="http://schemas.microsoft.com/office/drawing/2016/5/13/chartex" xmlns:cx8="http://schemas.microsoft.com/office/drawing/2016/5/14/chartex" xmlns:mc="http://schemas.openxmlformats.org/markup-compatibility/2006" xmlns:aink="http://schemas.microsoft.com/office/drawing/2016/ink" xmlns:am3d="http://schemas.microsoft.com/office/drawing/2017/model3d" xmlns:o="urn:schemas-microsoft-com:office:office" xmlns:oel="http://schemas.microsoft.com/office/2019/extlst" xmlns:r="http://schemas.openxmlformats.org/officeDocument/2006/relationships" xmlns:m="http://schemas.openxmlformats.org/officeDocument/2006/math" xmlns:v="urn:schemas-microsoft-com:vml" xmlns:wp14="http://schemas.microsoft.com/office/word/2010/wordprocessingDrawing" xmlns:wp="http://schemas.openxmlformats.org/drawingml/2006/wordprocessingDrawing" xmlns:w10="urn:schemas-microsoft-com:office:word" xmlns:w="http://schemas.openxmlformats.org/wordprocessingml/2006/main" xmlns:w14="http://schemas.microsoft.com/office/word/2010/wordml" xmlns:w15="http://schemas.microsoft.com/office/word/2012/wordml" xmlns:w16cex="http://schemas.microsoft.com/office/word/2018/wordml/cex" xmlns:w16cid="http://schemas.microsoft.com/office/word/2016/wordml/cid" xmlns:w16="http://schemas.microsoft.com/office/word/2018/wordml" xmlns:w16sdtdh="http://schemas.microsoft.com/office/word/2020/wordml/sdtdatahash" xmlns:w16se="http://schemas.microsoft.com/office/word/2015/wordml/symex" xmlns:wpg="http://schemas.microsoft.com/office/word/2010/wordprocessingGroup" xmlns:wpi="http://schemas.microsoft.com/office/word/2010/wordprocessingInk" xmlns:wne="http://schemas.microsoft.com/office/word/2006/wordml" xmlns:wps="http://schemas.microsoft.com/office/word/2010/wordprocessingShape" mc:Ignorable="w14 w15 w16se w16cid w16 w16cex w16sdtdh wp14">
+<w:endnotes xmlns:wpc="http://schemas.microsoft.com/office/word/2010/wordprocessingCanvas" xmlns:cx="http://schemas.microsoft.com/office/drawing/2014/chartex" xmlns:cx1="http://schemas.microsoft.com/office/drawing/2015/9/8/chartex" xmlns:cx2="http://schemas.microsoft.com/office/drawing/2015/10/21/chartex" xmlns:cx3="http://schemas.microsoft.com/office/drawing/2016/5/9/chartex" xmlns:cx4="http://schemas.microsoft.com/office/drawing/2016/5/10/chartex" xmlns:cx5="http://schemas.microsoft.com/office/drawing/2016/5/11/chartex" xmlns:cx6="http://schemas.microsoft.com/office/drawing/2016/5/12/chartex" xmlns:cx7="http://schemas.microsoft.com/office/drawing/2016/5/13/chartex" xmlns:cx8="http://schemas.microsoft.com/office/drawing/2016/5/14/chartex" xmlns:mc="http://schemas.openxmlformats.org/markup-compatibility/2006" xmlns:aink="http://schemas.microsoft.com/office/drawing/2016/ink" xmlns:am3d="http://schemas.microsoft.com/office/drawing/2017/model3d" xmlns:o="urn:schemas-microsoft-com:office:office" xmlns:r="http://schemas.openxmlformats.org/officeDocument/2006/relationships" xmlns:m="http://schemas.openxmlformats.org/officeDocument/2006/math" xmlns:v="urn:schemas-microsoft-com:vml" xmlns:wp14="http://schemas.microsoft.com/office/word/2010/wordprocessingDrawing" xmlns:wp="http://schemas.openxmlformats.org/drawingml/2006/wordprocessingDrawing" xmlns:w10="urn:schemas-microsoft-com:office:word" xmlns:w="http://schemas.openxmlformats.org/wordprocessingml/2006/main" xmlns:w14="http://schemas.microsoft.com/office/word/2010/wordml" xmlns:w15="http://schemas.microsoft.com/office/word/2012/wordml" xmlns:w16cid="http://schemas.microsoft.com/office/word/2016/wordml/cid" xmlns:w16se="http://schemas.microsoft.com/office/word/2015/wordml/symex" xmlns:wpg="http://schemas.microsoft.com/office/word/2010/wordprocessingGroup" xmlns:wpi="http://schemas.microsoft.com/office/word/2010/wordprocessingInk" xmlns:wne="http://schemas.microsoft.com/office/word/2006/wordml" xmlns:wps="http://schemas.microsoft.com/office/word/2010/wordprocessingShape" mc:Ignorable="w14 w15 w16se w16cid wp14">
   <w:endnote w:type="separator" w:id="-1">
     <w:p>
       <w:r>
@@ -1415,7 +1596,7 @@
 </file>
 
 <file path=word/footnotes.xml><?xml version="1.0" encoding="utf-8"?>
-<w:footnotes xmlns:wpc="http://schemas.microsoft.com/office/word/2010/wordprocessingCanvas" xmlns:cx="http://schemas.microsoft.com/office/drawing/2014/chartex" xmlns:cx1="http://schemas.microsoft.com/office/drawing/2015/9/8/chartex" xmlns:cx2="http://schemas.microsoft.com/office/drawing/2015/10/21/chartex" xmlns:cx3="http://schemas.microsoft.com/office/drawing/2016/5/9/chartex" xmlns:cx4="http://schemas.microsoft.com/office/drawing/2016/5/10/chartex" xmlns:cx5="http://schemas.microsoft.com/office/drawing/2016/5/11/chartex" xmlns:cx6="http://schemas.microsoft.com/office/drawing/2016/5/12/chartex" xmlns:cx7="http://schemas.microsoft.com/office/drawing/2016/5/13/chartex" xmlns:cx8="http://schemas.microsoft.com/office/drawing/2016/5/14/chartex" xmlns:mc="http://schemas.openxmlformats.org/markup-compatibility/2006" xmlns:aink="http://schemas.microsoft.com/office/drawing/2016/ink" xmlns:am3d="http://schemas.microsoft.com/office/drawing/2017/model3d" xmlns:o="urn:schemas-microsoft-com:office:office" xmlns:oel="http://schemas.microsoft.com/office/2019/extlst" xmlns:r="http://schemas.openxmlformats.org/officeDocument/2006/relationships" xmlns:m="http://schemas.openxmlformats.org/officeDocument/2006/math" xmlns:v="urn:schemas-microsoft-com:vml" xmlns:wp14="http://schemas.microsoft.com/office/word/2010/wordprocessingDrawing" xmlns:wp="http://schemas.openxmlformats.org/drawingml/2006/wordprocessingDrawing" xmlns:w10="urn:schemas-microsoft-com:office:word" xmlns:w="http://schemas.openxmlformats.org/wordprocessingml/2006/main" xmlns:w14="http://schemas.microsoft.com/office/word/2010/wordml" xmlns:w15="http://schemas.microsoft.com/office/word/2012/wordml" xmlns:w16cex="http://schemas.microsoft.com/office/word/2018/wordml/cex" xmlns:w16cid="http://schemas.microsoft.com/office/word/2016/wordml/cid" xmlns:w16="http://schemas.microsoft.com/office/word/2018/wordml" xmlns:w16sdtdh="http://schemas.microsoft.com/office/word/2020/wordml/sdtdatahash" xmlns:w16se="http://schemas.microsoft.com/office/word/2015/wordml/symex" xmlns:wpg="http://schemas.microsoft.com/office/word/2010/wordprocessingGroup" xmlns:wpi="http://schemas.microsoft.com/office/word/2010/wordprocessingInk" xmlns:wne="http://schemas.microsoft.com/office/word/2006/wordml" xmlns:wps="http://schemas.microsoft.com/office/word/2010/wordprocessingShape" mc:Ignorable="w14 w15 w16se w16cid w16 w16cex w16sdtdh wp14">
+<w:footnotes xmlns:wpc="http://schemas.microsoft.com/office/word/2010/wordprocessingCanvas" xmlns:cx="http://schemas.microsoft.com/office/drawing/2014/chartex" xmlns:cx1="http://schemas.microsoft.com/office/drawing/2015/9/8/chartex" xmlns:cx2="http://schemas.microsoft.com/office/drawing/2015/10/21/chartex" xmlns:cx3="http://schemas.microsoft.com/office/drawing/2016/5/9/chartex" xmlns:cx4="http://schemas.microsoft.com/office/drawing/2016/5/10/chartex" xmlns:cx5="http://schemas.microsoft.com/office/drawing/2016/5/11/chartex" xmlns:cx6="http://schemas.microsoft.com/office/drawing/2016/5/12/chartex" xmlns:cx7="http://schemas.microsoft.com/office/drawing/2016/5/13/chartex" xmlns:cx8="http://schemas.microsoft.com/office/drawing/2016/5/14/chartex" xmlns:mc="http://schemas.openxmlformats.org/markup-compatibility/2006" xmlns:aink="http://schemas.microsoft.com/office/drawing/2016/ink" xmlns:am3d="http://schemas.microsoft.com/office/drawing/2017/model3d" xmlns:o="urn:schemas-microsoft-com:office:office" xmlns:r="http://schemas.openxmlformats.org/officeDocument/2006/relationships" xmlns:m="http://schemas.openxmlformats.org/officeDocument/2006/math" xmlns:v="urn:schemas-microsoft-com:vml" xmlns:wp14="http://schemas.microsoft.com/office/word/2010/wordprocessingDrawing" xmlns:wp="http://schemas.openxmlformats.org/drawingml/2006/wordprocessingDrawing" xmlns:w10="urn:schemas-microsoft-com:office:word" xmlns:w="http://schemas.openxmlformats.org/wordprocessingml/2006/main" xmlns:w14="http://schemas.microsoft.com/office/word/2010/wordml" xmlns:w15="http://schemas.microsoft.com/office/word/2012/wordml" xmlns:w16cid="http://schemas.microsoft.com/office/word/2016/wordml/cid" xmlns:w16se="http://schemas.microsoft.com/office/word/2015/wordml/symex" xmlns:wpg="http://schemas.microsoft.com/office/word/2010/wordprocessingGroup" xmlns:wpi="http://schemas.microsoft.com/office/word/2010/wordprocessingInk" xmlns:wne="http://schemas.microsoft.com/office/word/2006/wordml" xmlns:wps="http://schemas.microsoft.com/office/word/2010/wordprocessingShape" mc:Ignorable="w14 w15 w16se w16cid wp14">
   <w:footnote w:type="separator" w:id="-1">
     <w:p>
       <w:r>
@@ -1434,7 +1615,7 @@
 </file>
 
 <file path=word/numbering.xml><?xml version="1.0" encoding="utf-8"?>
-<w:numbering xmlns:wpc="http://schemas.microsoft.com/office/word/2010/wordprocessingCanvas" xmlns:cx="http://schemas.microsoft.com/office/drawing/2014/chartex" xmlns:cx1="http://schemas.microsoft.com/office/drawing/2015/9/8/chartex" xmlns:cx2="http://schemas.microsoft.com/office/drawing/2015/10/21/chartex" xmlns:cx3="http://schemas.microsoft.com/office/drawing/2016/5/9/chartex" xmlns:cx4="http://schemas.microsoft.com/office/drawing/2016/5/10/chartex" xmlns:cx5="http://schemas.microsoft.com/office/drawing/2016/5/11/chartex" xmlns:cx6="http://schemas.microsoft.com/office/drawing/2016/5/12/chartex" xmlns:cx7="http://schemas.microsoft.com/office/drawing/2016/5/13/chartex" xmlns:cx8="http://schemas.microsoft.com/office/drawing/2016/5/14/chartex" xmlns:mc="http://schemas.openxmlformats.org/markup-compatibility/2006" xmlns:aink="http://schemas.microsoft.com/office/drawing/2016/ink" xmlns:am3d="http://schemas.microsoft.com/office/drawing/2017/model3d" xmlns:o="urn:schemas-microsoft-com:office:office" xmlns:oel="http://schemas.microsoft.com/office/2019/extlst" xmlns:r="http://schemas.openxmlformats.org/officeDocument/2006/relationships" xmlns:m="http://schemas.openxmlformats.org/officeDocument/2006/math" xmlns:v="urn:schemas-microsoft-com:vml" xmlns:wp14="http://schemas.microsoft.com/office/word/2010/wordprocessingDrawing" xmlns:wp="http://schemas.openxmlformats.org/drawingml/2006/wordprocessingDrawing" xmlns:w10="urn:schemas-microsoft-com:office:word" xmlns:w="http://schemas.openxmlformats.org/wordprocessingml/2006/main" xmlns:w14="http://schemas.microsoft.com/office/word/2010/wordml" xmlns:w15="http://schemas.microsoft.com/office/word/2012/wordml" xmlns:w16cex="http://schemas.microsoft.com/office/word/2018/wordml/cex" xmlns:w16cid="http://schemas.microsoft.com/office/word/2016/wordml/cid" xmlns:w16="http://schemas.microsoft.com/office/word/2018/wordml" xmlns:w16sdtdh="http://schemas.microsoft.com/office/word/2020/wordml/sdtdatahash" xmlns:w16se="http://schemas.microsoft.com/office/word/2015/wordml/symex" xmlns:wpg="http://schemas.microsoft.com/office/word/2010/wordprocessingGroup" xmlns:wpi="http://schemas.microsoft.com/office/word/2010/wordprocessingInk" xmlns:wne="http://schemas.microsoft.com/office/word/2006/wordml" xmlns:wps="http://schemas.microsoft.com/office/word/2010/wordprocessingShape" mc:Ignorable="w14 w15 w16se w16cid w16 w16cex w16sdtdh wp14">
+<w:numbering xmlns:wpc="http://schemas.microsoft.com/office/word/2010/wordprocessingCanvas" xmlns:cx="http://schemas.microsoft.com/office/drawing/2014/chartex" xmlns:cx1="http://schemas.microsoft.com/office/drawing/2015/9/8/chartex" xmlns:cx2="http://schemas.microsoft.com/office/drawing/2015/10/21/chartex" xmlns:cx3="http://schemas.microsoft.com/office/drawing/2016/5/9/chartex" xmlns:cx4="http://schemas.microsoft.com/office/drawing/2016/5/10/chartex" xmlns:cx5="http://schemas.microsoft.com/office/drawing/2016/5/11/chartex" xmlns:cx6="http://schemas.microsoft.com/office/drawing/2016/5/12/chartex" xmlns:cx7="http://schemas.microsoft.com/office/drawing/2016/5/13/chartex" xmlns:cx8="http://schemas.microsoft.com/office/drawing/2016/5/14/chartex" xmlns:mc="http://schemas.openxmlformats.org/markup-compatibility/2006" xmlns:aink="http://schemas.microsoft.com/office/drawing/2016/ink" xmlns:am3d="http://schemas.microsoft.com/office/drawing/2017/model3d" xmlns:o="urn:schemas-microsoft-com:office:office" xmlns:r="http://schemas.openxmlformats.org/officeDocument/2006/relationships" xmlns:m="http://schemas.openxmlformats.org/officeDocument/2006/math" xmlns:v="urn:schemas-microsoft-com:vml" xmlns:wp14="http://schemas.microsoft.com/office/word/2010/wordprocessingDrawing" xmlns:wp="http://schemas.openxmlformats.org/drawingml/2006/wordprocessingDrawing" xmlns:w10="urn:schemas-microsoft-com:office:word" xmlns:w="http://schemas.openxmlformats.org/wordprocessingml/2006/main" xmlns:w14="http://schemas.microsoft.com/office/word/2010/wordml" xmlns:w15="http://schemas.microsoft.com/office/word/2012/wordml" xmlns:w16cid="http://schemas.microsoft.com/office/word/2016/wordml/cid" xmlns:w16se="http://schemas.microsoft.com/office/word/2015/wordml/symex" xmlns:wpg="http://schemas.microsoft.com/office/word/2010/wordprocessingGroup" xmlns:wpi="http://schemas.microsoft.com/office/word/2010/wordprocessingInk" xmlns:wne="http://schemas.microsoft.com/office/word/2006/wordml" xmlns:wps="http://schemas.microsoft.com/office/word/2010/wordprocessingShape" mc:Ignorable="w14 w15 w16se w16cid wp14">
   <w:abstractNum w:abstractNumId="0" w15:restartNumberingAfterBreak="0">
     <w:nsid w:val="017A593F"/>
     <w:multiLevelType w:val="hybridMultilevel"/>
@@ -2798,50 +2979,50 @@
       </w:rPr>
     </w:lvl>
   </w:abstractNum>
-  <w:num w:numId="1" w16cid:durableId="921331049">
+  <w:num w:numId="1">
     <w:abstractNumId w:val="0"/>
   </w:num>
-  <w:num w:numId="2" w16cid:durableId="1506935995">
+  <w:num w:numId="2">
     <w:abstractNumId w:val="11"/>
   </w:num>
-  <w:num w:numId="3" w16cid:durableId="1211385538">
+  <w:num w:numId="3">
     <w:abstractNumId w:val="4"/>
   </w:num>
-  <w:num w:numId="4" w16cid:durableId="916862754">
+  <w:num w:numId="4">
     <w:abstractNumId w:val="12"/>
   </w:num>
-  <w:num w:numId="5" w16cid:durableId="1839424093">
+  <w:num w:numId="5">
     <w:abstractNumId w:val="1"/>
   </w:num>
-  <w:num w:numId="6" w16cid:durableId="699471865">
+  <w:num w:numId="6">
     <w:abstractNumId w:val="3"/>
   </w:num>
-  <w:num w:numId="7" w16cid:durableId="1033926227">
+  <w:num w:numId="7">
     <w:abstractNumId w:val="7"/>
   </w:num>
-  <w:num w:numId="8" w16cid:durableId="978925189">
+  <w:num w:numId="8">
     <w:abstractNumId w:val="6"/>
   </w:num>
-  <w:num w:numId="9" w16cid:durableId="481166363">
+  <w:num w:numId="9">
     <w:abstractNumId w:val="2"/>
   </w:num>
-  <w:num w:numId="10" w16cid:durableId="1968663990">
+  <w:num w:numId="10">
     <w:abstractNumId w:val="9"/>
   </w:num>
-  <w:num w:numId="11" w16cid:durableId="1428234779">
+  <w:num w:numId="11">
     <w:abstractNumId w:val="10"/>
   </w:num>
-  <w:num w:numId="12" w16cid:durableId="1792700427">
+  <w:num w:numId="12">
     <w:abstractNumId w:val="5"/>
   </w:num>
-  <w:num w:numId="13" w16cid:durableId="1112629815">
+  <w:num w:numId="13">
     <w:abstractNumId w:val="8"/>
   </w:num>
 </w:numbering>
 </file>
 
 <file path=word/styles.xml><?xml version="1.0" encoding="utf-8"?>
-<w:styles xmlns:mc="http://schemas.openxmlformats.org/markup-compatibility/2006" xmlns:r="http://schemas.openxmlformats.org/officeDocument/2006/relationships" xmlns:w="http://schemas.openxmlformats.org/wordprocessingml/2006/main" xmlns:w14="http://schemas.microsoft.com/office/word/2010/wordml" xmlns:w15="http://schemas.microsoft.com/office/word/2012/wordml" xmlns:w16cex="http://schemas.microsoft.com/office/word/2018/wordml/cex" xmlns:w16cid="http://schemas.microsoft.com/office/word/2016/wordml/cid" xmlns:w16="http://schemas.microsoft.com/office/word/2018/wordml" xmlns:w16sdtdh="http://schemas.microsoft.com/office/word/2020/wordml/sdtdatahash" xmlns:w16se="http://schemas.microsoft.com/office/word/2015/wordml/symex" mc:Ignorable="w14 w15 w16se w16cid w16 w16cex w16sdtdh">
+<w:styles xmlns:mc="http://schemas.openxmlformats.org/markup-compatibility/2006" xmlns:r="http://schemas.openxmlformats.org/officeDocument/2006/relationships" xmlns:w="http://schemas.openxmlformats.org/wordprocessingml/2006/main" xmlns:w14="http://schemas.microsoft.com/office/word/2010/wordml" xmlns:w15="http://schemas.microsoft.com/office/word/2012/wordml" xmlns:w16cid="http://schemas.microsoft.com/office/word/2016/wordml/cid" xmlns:w16se="http://schemas.microsoft.com/office/word/2015/wordml/symex" mc:Ignorable="w14 w15 w16se w16cid">
   <w:docDefaults>
     <w:rPrDefault>
       <w:rPr>
@@ -2859,7 +3040,7 @@
       </w:pPr>
     </w:pPrDefault>
   </w:docDefaults>
-  <w:latentStyles w:defLockedState="0" w:defUIPriority="99" w:defSemiHidden="0" w:defUnhideWhenUsed="0" w:defQFormat="0" w:count="376">
+  <w:latentStyles w:defLockedState="0" w:defUIPriority="99" w:defSemiHidden="0" w:defUnhideWhenUsed="0" w:defQFormat="0" w:count="375">
     <w:lsdException w:name="Normal" w:uiPriority="0" w:qFormat="1"/>
     <w:lsdException w:name="heading 1" w:uiPriority="9" w:qFormat="1"/>
     <w:lsdException w:name="heading 2" w:semiHidden="1" w:uiPriority="9" w:unhideWhenUsed="1" w:qFormat="1"/>
@@ -3235,7 +3416,6 @@
     <w:lsdException w:name="Smart Hyperlink" w:semiHidden="1" w:unhideWhenUsed="1"/>
     <w:lsdException w:name="Hashtag" w:semiHidden="1" w:unhideWhenUsed="1"/>
     <w:lsdException w:name="Unresolved Mention" w:semiHidden="1" w:unhideWhenUsed="1"/>
-    <w:lsdException w:name="Smart Link" w:semiHidden="1" w:unhideWhenUsed="1"/>
   </w:latentStyles>
   <w:style w:type="paragraph" w:default="1" w:styleId="Normal">
     <w:name w:val="Normal"/>
@@ -3304,6 +3484,7 @@
   <w:style w:type="character" w:default="1" w:styleId="Fontepargpadro">
     <w:name w:val="Default Paragraph Font"/>
     <w:uiPriority w:val="1"/>
+    <w:semiHidden/>
     <w:unhideWhenUsed/>
   </w:style>
   <w:style w:type="table" w:default="1" w:styleId="Tabelanormal">
@@ -3789,7 +3970,7 @@
 </file>
 
 <file path=customXml/itemProps1.xml><?xml version="1.0" encoding="utf-8"?>
-<ds:datastoreItem xmlns:ds="http://schemas.openxmlformats.org/officeDocument/2006/customXml" ds:itemID="{430103E7-5465-4280-90D5-019EEF32DCA0}">
+<ds:datastoreItem xmlns:ds="http://schemas.openxmlformats.org/officeDocument/2006/customXml" ds:itemID="{1736C7B9-6EC4-47CA-943C-DB55C7B929E0}">
   <ds:schemaRefs>
     <ds:schemaRef ds:uri="http://schemas.openxmlformats.org/officeDocument/2006/bibliography"/>
   </ds:schemaRefs>
